--- a/docs/BAS-Programmer-Reference_v1.17.0.docx
+++ b/docs/BAS-Programmer-Reference_v1.17.0.docx
@@ -4,51 +4,86 @@
   <w:body>
     <w:p>
       <w:pPr>
-        <w:spacing w:after="100" w:before="2200"/>
-        <w:jc w:val="center"/>
-      </w:pPr>
+        <w:spacing w:after="120"/>
+      </w:pPr>
+      <w:r>
+        <w:drawing>
+          <wp:inline distT="0" distB="0" distL="0" distR="0">
+            <wp:extent cx="1123950" cy="666750"/>
+            <wp:effectExtent t="0" r="0" b="0" l="0"/>
+            <wp:docPr id="1" name="" descr="" title=""/>
+            <wp:cNvGraphicFramePr>
+              <a:graphicFrameLocks xmlns:a="http://schemas.openxmlformats.org/drawingml/2006/main" noChangeAspect="1"/>
+            </wp:cNvGraphicFramePr>
+            <a:graphic xmlns:a="http://schemas.openxmlformats.org/drawingml/2006/main">
+              <a:graphicData uri="http://schemas.openxmlformats.org/drawingml/2006/picture">
+                <pic:pic xmlns:pic="http://schemas.openxmlformats.org/drawingml/2006/picture">
+                  <pic:nvPicPr>
+                    <pic:cNvPr id="0" name="" descr=""/>
+                    <pic:cNvPicPr>
+                      <a:picLocks noChangeAspect="1" noChangeArrowheads="1"/>
+                    </pic:cNvPicPr>
+                  </pic:nvPicPr>
+                  <pic:blipFill>
+                    <a:blip r:embed="rId9" cstate="none"/>
+                    <a:srcRect/>
+                    <a:stretch>
+                      <a:fillRect/>
+                    </a:stretch>
+                  </pic:blipFill>
+                  <pic:spPr bwMode="auto">
+                    <a:xfrm>
+                      <a:off x="0" y="0"/>
+                      <a:ext cx="1123950" cy="666750"/>
+                    </a:xfrm>
+                    <a:prstGeom prst="rect">
+                      <a:avLst/>
+                    </a:prstGeom>
+                  </pic:spPr>
+                </pic:pic>
+              </a:graphicData>
+            </a:graphic>
+          </wp:inline>
+        </w:drawing>
+      </w:r>
+      <w:r>
+        <w:t xml:space="preserve">   </w:t>
+      </w:r>
       <w:r>
         <w:rPr>
           <w:b/>
           <w:bCs/>
-          <w:color w:val="1B5E20"/>
-          <w:sz w:val="96"/>
-          <w:szCs w:val="96"/>
+          <w:sz w:val="56"/>
+          <w:szCs w:val="56"/>
         </w:rPr>
         <w:t xml:space="preserve">BAS</w:t>
       </w:r>
     </w:p>
     <w:p>
       <w:pPr>
-        <w:spacing w:after="60"/>
-        <w:jc w:val="center"/>
-      </w:pPr>
-      <w:r>
-        <w:rPr>
-          <w:color w:val="2E4034"/>
-          <w:sz w:val="40"/>
-          <w:szCs w:val="40"/>
-        </w:rPr>
-        <w:t xml:space="preserve">Ballistics and Scoring</w:t>
-      </w:r>
-    </w:p>
-    <w:p>
-      <w:pPr>
-        <w:spacing w:after="600"/>
-        <w:jc w:val="center"/>
+        <w:spacing w:after="240"/>
       </w:pPr>
       <w:r>
         <w:rPr>
           <w:sz w:val="32"/>
           <w:szCs w:val="32"/>
         </w:rPr>
-        <w:t xml:space="preserve">Programmer's Reference Guide</w:t>
-      </w:r>
-    </w:p>
-    <w:p>
-      <w:pPr>
-        <w:jc w:val="center"/>
-      </w:pPr>
+        <w:t xml:space="preserve">Ballistics and Scoring</w:t>
+      </w:r>
+    </w:p>
+    <w:p>
+      <w:pPr>
+        <w:spacing w:after="240"/>
+      </w:pPr>
+      <w:r>
+        <w:rPr>
+          <w:sz w:val="28"/>
+          <w:szCs w:val="28"/>
+        </w:rPr>
+        <w:t xml:space="preserve">Programmer’s Reference Guide</w:t>
+      </w:r>
+    </w:p>
+    <w:p>
       <w:r>
         <w:rPr>
           <w:b/>
@@ -61,18 +96,16 @@
     </w:p>
     <w:p>
       <w:pPr>
-        <w:spacing w:after="1400"/>
-        <w:jc w:val="center"/>
+        <w:spacing w:before="200"/>
       </w:pPr>
       <w:r>
         <w:rPr>
           <w:i/>
           <w:iCs/>
-          <w:color w:val="555555"/>
-          <w:sz w:val="20"/>
-          <w:szCs w:val="20"/>
+          <w:sz w:val="22"/>
+          <w:szCs w:val="22"/>
         </w:rPr>
-        <w:t xml:space="preserve">developed by Dr Artur Krukowski · with support from Claude AI</w:t>
+        <w:t xml:space="preserve">developed by Dr Artur Krukowski</w:t>
       </w:r>
     </w:p>
     <w:p>
@@ -83,7 +116,6 @@
     <w:p>
       <w:pPr>
         <w:pStyle w:val="Heading1"/>
-        <w:spacing w:after="150" w:before="340"/>
       </w:pPr>
       <w:r>
         <w:t xml:space="preserve">Contents</w:t>
@@ -116,7 +148,6 @@
     <w:p>
       <w:pPr>
         <w:pStyle w:val="Heading1"/>
-        <w:spacing w:after="150" w:before="340"/>
       </w:pPr>
       <w:r>
         <w:t xml:space="preserve">1. Architecture overview</w:t>
@@ -168,8 +199,8 @@
               <w:rPr>
                 <w:b/>
                 <w:bCs/>
-                <w:sz w:val="18"/>
-                <w:szCs w:val="18"/>
+                <w:sz w:val="19"/>
+                <w:szCs w:val="19"/>
               </w:rPr>
               <w:t xml:space="preserve">Package / class</w:t>
             </w:r>
@@ -185,8 +216,8 @@
               <w:rPr>
                 <w:b/>
                 <w:bCs/>
-                <w:sz w:val="18"/>
-                <w:szCs w:val="18"/>
+                <w:sz w:val="19"/>
+                <w:szCs w:val="19"/>
               </w:rPr>
               <w:t xml:space="preserve">Responsibility</w:t>
             </w:r>
@@ -203,8 +234,8 @@
               <w:rPr>
                 <w:b w:val="false"/>
                 <w:bCs w:val="false"/>
-                <w:sz w:val="18"/>
-                <w:szCs w:val="18"/>
+                <w:sz w:val="19"/>
+                <w:szCs w:val="19"/>
               </w:rPr>
               <w:t xml:space="preserve">BasApp</w:t>
             </w:r>
@@ -219,8 +250,8 @@
               <w:rPr>
                 <w:b w:val="false"/>
                 <w:bCs w:val="false"/>
-                <w:sz w:val="18"/>
-                <w:szCs w:val="18"/>
+                <w:sz w:val="19"/>
+                <w:szCs w:val="19"/>
               </w:rPr>
               <w:t xml:space="preserve">Process entry: crash handler first, safe-mode gate, guarded init of Logger / Theme / Units / Range / Speaker, and restore of ScoringSession, AnalysisSession and EnvironmentManager.</w:t>
             </w:r>
@@ -237,8 +268,8 @@
               <w:rPr>
                 <w:b w:val="false"/>
                 <w:bCs w:val="false"/>
-                <w:sz w:val="18"/>
-                <w:szCs w:val="18"/>
+                <w:sz w:val="19"/>
+                <w:szCs w:val="19"/>
               </w:rPr>
               <w:t xml:space="preserve">ui.BaseActivity</w:t>
             </w:r>
@@ -253,8 +284,8 @@
               <w:rPr>
                 <w:b w:val="false"/>
                 <w:bCs w:val="false"/>
-                <w:sz w:val="18"/>
-                <w:szCs w:val="18"/>
+                <w:sz w:val="19"/>
+                <w:szCs w:val="19"/>
               </w:rPr>
               <w:t xml:space="preserve">Theme, full-screen, cutout-inset padding, bottom-nav wiring, swipe-to-switch, keep-awake, remote-trigger key handling, themed notifyUser().</w:t>
             </w:r>
@@ -271,8 +302,8 @@
               <w:rPr>
                 <w:b w:val="false"/>
                 <w:bCs w:val="false"/>
-                <w:sz w:val="18"/>
-                <w:szCs w:val="18"/>
+                <w:sz w:val="19"/>
+                <w:szCs w:val="19"/>
               </w:rPr>
               <w:t xml:space="preserve">ui.MainActivity</w:t>
             </w:r>
@@ -287,8 +318,8 @@
               <w:rPr>
                 <w:b w:val="false"/>
                 <w:bCs w:val="false"/>
-                <w:sz w:val="18"/>
-                <w:szCs w:val="18"/>
+                <w:sz w:val="19"/>
+                <w:szCs w:val="19"/>
               </w:rPr>
               <w:t xml:space="preserve">Home: crash-report dialog, active-setup summary, Range mode entry.</w:t>
             </w:r>
@@ -305,8 +336,8 @@
               <w:rPr>
                 <w:b w:val="false"/>
                 <w:bCs w:val="false"/>
-                <w:sz w:val="18"/>
-                <w:szCs w:val="18"/>
+                <w:sz w:val="19"/>
+                <w:szCs w:val="19"/>
               </w:rPr>
               <w:t xml:space="preserve">ui.RangeActivity</w:t>
             </w:r>
@@ -321,8 +352,8 @@
               <w:rPr>
                 <w:b w:val="false"/>
                 <w:bCs w:val="false"/>
-                <w:sz w:val="18"/>
-                <w:szCs w:val="18"/>
+                <w:sz w:val="19"/>
+                <w:szCs w:val="19"/>
               </w:rPr>
               <w:t xml:space="preserve">Full-screen glance: wind and group corrections (clicks + MRAD/MOA) and score, polled live.</w:t>
             </w:r>
@@ -339,8 +370,8 @@
               <w:rPr>
                 <w:b w:val="false"/>
                 <w:bCs w:val="false"/>
-                <w:sz w:val="18"/>
-                <w:szCs w:val="18"/>
+                <w:sz w:val="19"/>
+                <w:szCs w:val="19"/>
               </w:rPr>
               <w:t xml:space="preserve">capture.CaptureActivity</w:t>
             </w:r>
@@ -355,8 +386,8 @@
               <w:rPr>
                 <w:b w:val="false"/>
                 <w:bCs w:val="false"/>
-                <w:sz w:val="18"/>
-                <w:szCs w:val="18"/>
+                <w:sz w:val="19"/>
+                <w:szCs w:val="19"/>
               </w:rPr>
               <w:t xml:space="preserve">Ballistics screen: camera lifecycle, auto-trigger, import, source routing, stream capture, auto-collect, analysis orchestration.</w:t>
             </w:r>
@@ -373,8 +404,8 @@
               <w:rPr>
                 <w:b w:val="false"/>
                 <w:bCs w:val="false"/>
-                <w:sz w:val="18"/>
-                <w:szCs w:val="18"/>
+                <w:sz w:val="19"/>
+                <w:szCs w:val="19"/>
               </w:rPr>
               <w:t xml:space="preserve">capture.TrailExtractor / FastFrameDecoder</w:t>
             </w:r>
@@ -389,8 +420,8 @@
               <w:rPr>
                 <w:b w:val="false"/>
                 <w:bCs w:val="false"/>
-                <w:sz w:val="18"/>
-                <w:szCs w:val="18"/>
+                <w:sz w:val="19"/>
+                <w:szCs w:val="19"/>
               </w:rPr>
               <w:t xml:space="preserve">Reference averaging and one-pass MediaCodec decode to downsampled luminance.</w:t>
             </w:r>
@@ -407,8 +438,8 @@
               <w:rPr>
                 <w:b w:val="false"/>
                 <w:bCs w:val="false"/>
-                <w:sz w:val="18"/>
-                <w:szCs w:val="18"/>
+                <w:sz w:val="19"/>
+                <w:szCs w:val="19"/>
               </w:rPr>
               <w:t xml:space="preserve">wind.WindEstimator / TracerWindEstimator</w:t>
             </w:r>
@@ -423,8 +454,8 @@
               <w:rPr>
                 <w:b w:val="false"/>
                 <w:bCs w:val="false"/>
-                <w:sz w:val="18"/>
-                <w:szCs w:val="18"/>
+                <w:sz w:val="19"/>
+                <w:szCs w:val="19"/>
               </w:rPr>
               <w:t xml:space="preserve">Vapour drift-rate fit; tracer/projectile lag-rule WLS.</w:t>
             </w:r>
@@ -441,8 +472,8 @@
               <w:rPr>
                 <w:b w:val="false"/>
                 <w:bCs w:val="false"/>
-                <w:sz w:val="18"/>
-                <w:szCs w:val="18"/>
+                <w:sz w:val="19"/>
+                <w:szCs w:val="19"/>
               </w:rPr>
               <w:t xml:space="preserve">ballistics.BallisticsEngine</w:t>
             </w:r>
@@ -457,8 +488,8 @@
               <w:rPr>
                 <w:b w:val="false"/>
                 <w:bCs w:val="false"/>
-                <w:sz w:val="18"/>
-                <w:szCs w:val="18"/>
+                <w:sz w:val="19"/>
+                <w:szCs w:val="19"/>
               </w:rPr>
               <w:t xml:space="preserve">Point-mass G1 integration, zero solving, TOF, drag-decayed distance mapping.</w:t>
             </w:r>
@@ -475,8 +506,8 @@
               <w:rPr>
                 <w:b w:val="false"/>
                 <w:bCs w:val="false"/>
-                <w:sz w:val="18"/>
-                <w:szCs w:val="18"/>
+                <w:sz w:val="19"/>
+                <w:szCs w:val="19"/>
               </w:rPr>
               <w:t xml:space="preserve">detect.*</w:t>
             </w:r>
@@ -491,8 +522,8 @@
               <w:rPr>
                 <w:b w:val="false"/>
                 <w:bCs w:val="false"/>
-                <w:sz w:val="18"/>
-                <w:szCs w:val="18"/>
+                <w:sz w:val="19"/>
+                <w:szCs w:val="19"/>
               </w:rPr>
               <w:t xml:space="preserve">Scoring half: registration, homography, ring fitting, hole detection, lens distortion, RTSP client.</w:t>
             </w:r>
@@ -509,8 +540,8 @@
               <w:rPr>
                 <w:b w:val="false"/>
                 <w:bCs w:val="false"/>
-                <w:sz w:val="18"/>
-                <w:szCs w:val="18"/>
+                <w:sz w:val="19"/>
+                <w:szCs w:val="19"/>
               </w:rPr>
               <w:t xml:space="preserve">scoring.*</w:t>
             </w:r>
@@ -525,8 +556,8 @@
               <w:rPr>
                 <w:b w:val="false"/>
                 <w:bCs w:val="false"/>
-                <w:sz w:val="18"/>
-                <w:szCs w:val="18"/>
+                <w:sz w:val="19"/>
+                <w:szCs w:val="19"/>
               </w:rPr>
               <w:t xml:space="preserve">ScoringEngine, ScoringSession, GroupStatistics, CorrectionCalculator, ShotDistribution.</w:t>
             </w:r>
@@ -543,8 +574,8 @@
               <w:rPr>
                 <w:b w:val="false"/>
                 <w:bCs w:val="false"/>
-                <w:sz w:val="18"/>
-                <w:szCs w:val="18"/>
+                <w:sz w:val="19"/>
+                <w:szCs w:val="19"/>
               </w:rPr>
               <w:t xml:space="preserve">targets.* / rules.*</w:t>
             </w:r>
@@ -559,8 +590,8 @@
               <w:rPr>
                 <w:b w:val="false"/>
                 <w:bCs w:val="false"/>
-                <w:sz w:val="18"/>
-                <w:szCs w:val="18"/>
+                <w:sz w:val="19"/>
+                <w:szCs w:val="19"/>
               </w:rPr>
               <w:t xml:space="preserve">Target faces and rule sets, their repositories and editors.</w:t>
             </w:r>
@@ -577,8 +608,8 @@
               <w:rPr>
                 <w:b w:val="false"/>
                 <w:bCs w:val="false"/>
-                <w:sz w:val="18"/>
-                <w:szCs w:val="18"/>
+                <w:sz w:val="19"/>
+                <w:szCs w:val="19"/>
               </w:rPr>
               <w:t xml:space="preserve">results.*</w:t>
             </w:r>
@@ -593,8 +624,8 @@
               <w:rPr>
                 <w:b w:val="false"/>
                 <w:bCs w:val="false"/>
-                <w:sz w:val="18"/>
-                <w:szCs w:val="18"/>
+                <w:sz w:val="19"/>
+                <w:szCs w:val="19"/>
               </w:rPr>
               <w:t xml:space="preserve">Both results screens: scoring ResultsActivity and BallisticsResultsActivity, AnalysisSession, AdjustmentCalculator.</w:t>
             </w:r>
@@ -611,8 +642,8 @@
               <w:rPr>
                 <w:b w:val="false"/>
                 <w:bCs w:val="false"/>
-                <w:sz w:val="18"/>
-                <w:szCs w:val="18"/>
+                <w:sz w:val="19"/>
+                <w:szCs w:val="19"/>
               </w:rPr>
               <w:t xml:space="preserve">environment.*</w:t>
             </w:r>
@@ -627,8 +658,8 @@
               <w:rPr>
                 <w:b w:val="false"/>
                 <w:bCs w:val="false"/>
-                <w:sz w:val="18"/>
-                <w:szCs w:val="18"/>
+                <w:sz w:val="19"/>
+                <w:szCs w:val="19"/>
               </w:rPr>
               <w:t xml:space="preserve">EnvironmentManager, KestrelProvider, RangefinderModel / Link / Probe / Ui, DistanceConfig.</w:t>
             </w:r>
@@ -645,8 +676,8 @@
               <w:rPr>
                 <w:b w:val="false"/>
                 <w:bCs w:val="false"/>
-                <w:sz w:val="18"/>
-                <w:szCs w:val="18"/>
+                <w:sz w:val="19"/>
+                <w:szCs w:val="19"/>
               </w:rPr>
               <w:t xml:space="preserve">profiles.*</w:t>
             </w:r>
@@ -661,8 +692,8 @@
               <w:rPr>
                 <w:b w:val="false"/>
                 <w:bCs w:val="false"/>
-                <w:sz w:val="18"/>
-                <w:szCs w:val="18"/>
+                <w:sz w:val="19"/>
+                <w:szCs w:val="19"/>
               </w:rPr>
               <w:t xml:space="preserve">Unified Rifle/Bullet/Scope data classes, ProfileRepository, catalogues, ProfileActivity.</w:t>
             </w:r>
@@ -679,8 +710,8 @@
               <w:rPr>
                 <w:b w:val="false"/>
                 <w:bCs w:val="false"/>
-                <w:sz w:val="18"/>
-                <w:szCs w:val="18"/>
+                <w:sz w:val="19"/>
+                <w:szCs w:val="19"/>
               </w:rPr>
               <w:t xml:space="preserve">cloud.*</w:t>
             </w:r>
@@ -695,8 +726,8 @@
               <w:rPr>
                 <w:b w:val="false"/>
                 <w:bCs w:val="false"/>
-                <w:sz w:val="18"/>
-                <w:szCs w:val="18"/>
+                <w:sz w:val="19"/>
+                <w:szCs w:val="19"/>
               </w:rPr>
               <w:t xml:space="preserve">Optional AI second opinion / outright scoring, user-keyed.</w:t>
             </w:r>
@@ -713,8 +744,8 @@
               <w:rPr>
                 <w:b w:val="false"/>
                 <w:bCs w:val="false"/>
-                <w:sz w:val="18"/>
-                <w:szCs w:val="18"/>
+                <w:sz w:val="19"/>
+                <w:szCs w:val="19"/>
               </w:rPr>
               <w:t xml:space="preserve">backup.AppBackup</w:t>
             </w:r>
@@ -729,8 +760,8 @@
               <w:rPr>
                 <w:b w:val="false"/>
                 <w:bCs w:val="false"/>
-                <w:sz w:val="18"/>
-                <w:szCs w:val="18"/>
+                <w:sz w:val="19"/>
+                <w:szCs w:val="19"/>
               </w:rPr>
               <w:t xml:space="preserve">Whole-app backup and restore across every SharedPreferences store.</w:t>
             </w:r>
@@ -747,8 +778,8 @@
               <w:rPr>
                 <w:b w:val="false"/>
                 <w:bCs w:val="false"/>
-                <w:sz w:val="18"/>
-                <w:szCs w:val="18"/>
+                <w:sz w:val="19"/>
+                <w:szCs w:val="19"/>
               </w:rPr>
               <w:t xml:space="preserve">log.*</w:t>
             </w:r>
@@ -763,8 +794,8 @@
               <w:rPr>
                 <w:b w:val="false"/>
                 <w:bCs w:val="false"/>
-                <w:sz w:val="18"/>
-                <w:szCs w:val="18"/>
+                <w:sz w:val="19"/>
+                <w:szCs w:val="19"/>
               </w:rPr>
               <w:t xml:space="preserve">File-backed Logger and the Log screen.</w:t>
             </w:r>
@@ -775,7 +806,6 @@
     <w:p>
       <w:pPr>
         <w:pStyle w:val="Heading1"/>
-        <w:spacing w:after="150" w:before="340"/>
       </w:pPr>
       <w:r>
         <w:t xml:space="preserve">2. Build, versioning and delivery</w:t>
@@ -849,7 +879,6 @@
     <w:p>
       <w:pPr>
         <w:pStyle w:val="Heading1"/>
-        <w:spacing w:after="150" w:before="340"/>
       </w:pPr>
       <w:r>
         <w:t xml:space="preserve">3. Startup diagnostics</w:t>
@@ -874,7 +903,6 @@
     <w:p>
       <w:pPr>
         <w:pStyle w:val="Heading1"/>
-        <w:spacing w:after="150" w:before="340"/>
       </w:pPr>
       <w:r>
         <w:t xml:space="preserve">4. Capture pipeline (ballistics)</w:t>
@@ -948,7 +976,6 @@
     <w:p>
       <w:pPr>
         <w:pStyle w:val="Heading1"/>
-        <w:spacing w:after="150" w:before="340"/>
       </w:pPr>
       <w:r>
         <w:t xml:space="preserve">5. Analysis pipeline (wind and solution)</w:t>
@@ -1022,7 +1049,6 @@
     <w:p>
       <w:pPr>
         <w:pStyle w:val="Heading1"/>
-        <w:spacing w:after="150" w:before="340"/>
       </w:pPr>
       <w:r>
         <w:t xml:space="preserve">6. Scoring pipeline</w:t>
@@ -1109,7 +1135,6 @@
     <w:p>
       <w:pPr>
         <w:pStyle w:val="Heading1"/>
-        <w:spacing w:after="150" w:before="340"/>
       </w:pPr>
       <w:r>
         <w:t xml:space="preserve">7. Target faces and rule sets</w:t>
@@ -1126,7 +1151,6 @@
     <w:p>
       <w:pPr>
         <w:pStyle w:val="Heading1"/>
-        <w:spacing w:after="150" w:before="340"/>
       </w:pPr>
       <w:r>
         <w:t xml:space="preserve">8. Camera abstraction</w:t>
@@ -1170,8 +1194,8 @@
               <w:rPr>
                 <w:b/>
                 <w:bCs/>
-                <w:sz w:val="18"/>
-                <w:szCs w:val="18"/>
+                <w:sz w:val="19"/>
+                <w:szCs w:val="19"/>
               </w:rPr>
               <w:t xml:space="preserve">Type</w:t>
             </w:r>
@@ -1187,8 +1211,8 @@
               <w:rPr>
                 <w:b/>
                 <w:bCs/>
-                <w:sz w:val="18"/>
-                <w:szCs w:val="18"/>
+                <w:sz w:val="19"/>
+                <w:szCs w:val="19"/>
               </w:rPr>
               <w:t xml:space="preserve">Path</w:t>
             </w:r>
@@ -1205,8 +1229,8 @@
               <w:rPr>
                 <w:b w:val="false"/>
                 <w:bCs w:val="false"/>
-                <w:sz w:val="18"/>
-                <w:szCs w:val="18"/>
+                <w:sz w:val="19"/>
+                <w:szCs w:val="19"/>
               </w:rPr>
               <w:t xml:space="preserve">CameraType</w:t>
             </w:r>
@@ -1221,8 +1245,8 @@
               <w:rPr>
                 <w:b w:val="false"/>
                 <w:bCs w:val="false"/>
-                <w:sz w:val="18"/>
-                <w:szCs w:val="18"/>
+                <w:sz w:val="19"/>
+                <w:szCs w:val="19"/>
               </w:rPr>
               <w:t xml:space="preserve">PHONE, GOPRO, TACTACAM, SHOTKAM, RTSP with capability flags (hasHost, canDownload, canScan, isGoPro, canLive).</w:t>
             </w:r>
@@ -1239,8 +1263,8 @@
               <w:rPr>
                 <w:b w:val="false"/>
                 <w:bCs w:val="false"/>
-                <w:sz w:val="18"/>
-                <w:szCs w:val="18"/>
+                <w:sz w:val="19"/>
+                <w:szCs w:val="19"/>
               </w:rPr>
               <w:t xml:space="preserve">CameraConfig</w:t>
             </w:r>
@@ -1255,8 +1279,8 @@
               <w:rPr>
                 <w:b w:val="false"/>
                 <w:bCs w:val="false"/>
-                <w:sz w:val="18"/>
-                <w:szCs w:val="18"/>
+                <w:sz w:val="19"/>
+                <w:szCs w:val="19"/>
               </w:rPr>
               <w:t xml:space="preserve">Persists the selected type and per-camera host; maps a type to a CameraFileImporter preset.</w:t>
             </w:r>
@@ -1273,8 +1297,8 @@
               <w:rPr>
                 <w:b w:val="false"/>
                 <w:bCs w:val="false"/>
-                <w:sz w:val="18"/>
-                <w:szCs w:val="18"/>
+                <w:sz w:val="19"/>
+                <w:szCs w:val="19"/>
               </w:rPr>
               <w:t xml:space="preserve">CameraUi</w:t>
             </w:r>
@@ -1289,8 +1313,8 @@
               <w:rPr>
                 <w:b w:val="false"/>
                 <w:bCs w:val="false"/>
-                <w:sz w:val="18"/>
-                <w:szCs w:val="18"/>
+                <w:sz w:val="19"/>
+                <w:szCs w:val="19"/>
               </w:rPr>
               <w:t xml:space="preserve">Shared chooser and host prompt.</w:t>
             </w:r>
@@ -1307,8 +1331,8 @@
               <w:rPr>
                 <w:b w:val="false"/>
                 <w:bCs w:val="false"/>
-                <w:sz w:val="18"/>
-                <w:szCs w:val="18"/>
+                <w:sz w:val="19"/>
+                <w:szCs w:val="19"/>
               </w:rPr>
               <w:t xml:space="preserve">CameraWifi</w:t>
             </w:r>
@@ -1323,8 +1347,8 @@
               <w:rPr>
                 <w:b w:val="false"/>
                 <w:bCs w:val="false"/>
-                <w:sz w:val="18"/>
-                <w:szCs w:val="18"/>
+                <w:sz w:val="19"/>
+                <w:szCs w:val="19"/>
               </w:rPr>
               <w:t xml:space="preserve">Binds the process to an internet-less AP (TRANSPORT_WIFI without NET_CAPABILITY_INTERNET, CHANGE_NETWORK_STATE), with a longer wait when auto-reconnect is on.</w:t>
             </w:r>
@@ -1341,8 +1365,8 @@
               <w:rPr>
                 <w:b w:val="false"/>
                 <w:bCs w:val="false"/>
-                <w:sz w:val="18"/>
-                <w:szCs w:val="18"/>
+                <w:sz w:val="19"/>
+                <w:szCs w:val="19"/>
               </w:rPr>
               <w:t xml:space="preserve">CameraFileImporter</w:t>
             </w:r>
@@ -1357,8 +1381,8 @@
               <w:rPr>
                 <w:b w:val="false"/>
                 <w:bCs w:val="false"/>
-                <w:sz w:val="18"/>
-                <w:szCs w:val="18"/>
+                <w:sz w:val="19"/>
+                <w:szCs w:val="19"/>
               </w:rPr>
               <w:t xml:space="preserve">latestUrl / downloadUrl / downloadLatest over undocumented action-cam endpoints (Novatek cmd=3015, DCIM listings).</w:t>
             </w:r>
@@ -1375,8 +1399,8 @@
               <w:rPr>
                 <w:b w:val="false"/>
                 <w:bCs w:val="false"/>
-                <w:sz w:val="18"/>
-                <w:szCs w:val="18"/>
+                <w:sz w:val="19"/>
+                <w:szCs w:val="19"/>
               </w:rPr>
               <w:t xml:space="preserve">CameraScanner</w:t>
             </w:r>
@@ -1391,8 +1415,8 @@
               <w:rPr>
                 <w:b w:val="false"/>
                 <w:bCs w:val="false"/>
-                <w:sz w:val="18"/>
-                <w:szCs w:val="18"/>
+                <w:sz w:val="19"/>
+                <w:szCs w:val="19"/>
               </w:rPr>
               <w:t xml:space="preserve">Wide-net discovery: gateway detection, TCP sweep of candidate hosts and ports, then deep HTTP probe; logs every result.</w:t>
             </w:r>
@@ -1411,7 +1435,6 @@
     <w:p>
       <w:pPr>
         <w:pStyle w:val="Heading1"/>
-        <w:spacing w:after="150" w:before="340"/>
       </w:pPr>
       <w:r>
         <w:t xml:space="preserve">9. GoPro integration</w:t>
@@ -1514,7 +1537,6 @@
     <w:p>
       <w:pPr>
         <w:pStyle w:val="Heading1"/>
-        <w:spacing w:after="150" w:before="340"/>
       </w:pPr>
       <w:r>
         <w:t xml:space="preserve">10. Rangefinder and distance</w:t>
@@ -1578,7 +1600,6 @@
     <w:p>
       <w:pPr>
         <w:pStyle w:val="Heading1"/>
-        <w:spacing w:after="150" w:before="340"/>
       </w:pPr>
       <w:r>
         <w:t xml:space="preserve">11. Kestrel — Bluetooth protocol</w:t>
@@ -1595,7 +1616,6 @@
     <w:p>
       <w:pPr>
         <w:pStyle w:val="Heading1"/>
-        <w:spacing w:after="150" w:before="340"/>
       </w:pPr>
       <w:r>
         <w:t xml:space="preserve">12. Persistence and profiles</w:t>
@@ -1628,7 +1648,6 @@
     <w:p>
       <w:pPr>
         <w:pStyle w:val="Heading1"/>
-        <w:spacing w:after="150" w:before="340"/>
       </w:pPr>
       <w:r>
         <w:t xml:space="preserve">13. Data-class evolution rules (Gson)</w:t>
@@ -1689,7 +1708,6 @@
     <w:p>
       <w:pPr>
         <w:pStyle w:val="Heading1"/>
-        <w:spacing w:after="150" w:before="340"/>
       </w:pPr>
       <w:r>
         <w:t xml:space="preserve">14. UI shell and navigation</w:t>
@@ -1763,7 +1781,6 @@
     <w:p>
       <w:pPr>
         <w:pStyle w:val="Heading1"/>
-        <w:spacing w:after="150" w:before="340"/>
       </w:pPr>
       <w:r>
         <w:t xml:space="preserve">15. Hands-free subsystem</w:t>
@@ -1799,8 +1816,8 @@
               <w:rPr>
                 <w:b/>
                 <w:bCs/>
-                <w:sz w:val="18"/>
-                <w:szCs w:val="18"/>
+                <w:sz w:val="19"/>
+                <w:szCs w:val="19"/>
               </w:rPr>
               <w:t xml:space="preserve">Component</w:t>
             </w:r>
@@ -1816,8 +1833,8 @@
               <w:rPr>
                 <w:b/>
                 <w:bCs/>
-                <w:sz w:val="18"/>
-                <w:szCs w:val="18"/>
+                <w:sz w:val="19"/>
+                <w:szCs w:val="19"/>
               </w:rPr>
               <w:t xml:space="preserve">Role</w:t>
             </w:r>
@@ -1834,8 +1851,8 @@
               <w:rPr>
                 <w:b w:val="false"/>
                 <w:bCs w:val="false"/>
-                <w:sz w:val="18"/>
-                <w:szCs w:val="18"/>
+                <w:sz w:val="19"/>
+                <w:szCs w:val="19"/>
               </w:rPr>
               <w:t xml:space="preserve">RangeSettings</w:t>
             </w:r>
@@ -1850,8 +1867,8 @@
               <w:rPr>
                 <w:b w:val="false"/>
                 <w:bCs w:val="false"/>
-                <w:sz w:val="18"/>
-                <w:szCs w:val="18"/>
+                <w:sz w:val="19"/>
+                <w:szCs w:val="19"/>
               </w:rPr>
               <w:t xml:space="preserve">speak, keepAwake, autoReconnect, autoShowResults, autoCollect, remoteTrigger, skipConfirm.</w:t>
             </w:r>
@@ -1868,8 +1885,8 @@
               <w:rPr>
                 <w:b w:val="false"/>
                 <w:bCs w:val="false"/>
-                <w:sz w:val="18"/>
-                <w:szCs w:val="18"/>
+                <w:sz w:val="19"/>
+                <w:szCs w:val="19"/>
               </w:rPr>
               <w:t xml:space="preserve">Speaker</w:t>
             </w:r>
@@ -1884,8 +1901,8 @@
               <w:rPr>
                 <w:b w:val="false"/>
                 <w:bCs w:val="false"/>
-                <w:sz w:val="18"/>
-                <w:szCs w:val="18"/>
+                <w:sz w:val="19"/>
+                <w:szCs w:val="19"/>
               </w:rPr>
               <w:t xml:space="preserve">TextToSpeech wrapper; silent unless speak() is on. Engine declared in &lt;queries&gt; for Android 11+.</w:t>
             </w:r>
@@ -1902,8 +1919,8 @@
               <w:rPr>
                 <w:b w:val="false"/>
                 <w:bCs w:val="false"/>
-                <w:sz w:val="18"/>
-                <w:szCs w:val="18"/>
+                <w:sz w:val="19"/>
+                <w:szCs w:val="19"/>
               </w:rPr>
               <w:t xml:space="preserve">Corrections</w:t>
             </w:r>
@@ -1918,8 +1935,8 @@
               <w:rPr>
                 <w:b w:val="false"/>
                 <w:bCs w:val="false"/>
-                <w:sz w:val="18"/>
-                <w:szCs w:val="18"/>
+                <w:sz w:val="19"/>
+                <w:szCs w:val="19"/>
               </w:rPr>
               <w:t xml:space="preserve">Formats a SightCorrection or ScopeAdjustment as arrows+clicks, as MRAD/MOA, and as terse speech.</w:t>
             </w:r>
@@ -1936,8 +1953,8 @@
               <w:rPr>
                 <w:b w:val="false"/>
                 <w:bCs w:val="false"/>
-                <w:sz w:val="18"/>
-                <w:szCs w:val="18"/>
+                <w:sz w:val="19"/>
+                <w:szCs w:val="19"/>
               </w:rPr>
               <w:t xml:space="preserve">BaseActivity.onRemoteTrigger</w:t>
             </w:r>
@@ -1952,8 +1969,8 @@
               <w:rPr>
                 <w:b w:val="false"/>
                 <w:bCs w:val="false"/>
-                <w:sz w:val="18"/>
-                <w:szCs w:val="18"/>
+                <w:sz w:val="19"/>
+                <w:szCs w:val="19"/>
               </w:rPr>
               <w:t xml:space="preserve">Volume / camera / media / headset / enter keys fire the screen's primary action.</w:t>
             </w:r>
@@ -1970,8 +1987,8 @@
               <w:rPr>
                 <w:b w:val="false"/>
                 <w:bCs w:val="false"/>
-                <w:sz w:val="18"/>
-                <w:szCs w:val="18"/>
+                <w:sz w:val="19"/>
+                <w:szCs w:val="19"/>
               </w:rPr>
               <w:t xml:space="preserve">RangeActivity</w:t>
             </w:r>
@@ -1986,8 +2003,8 @@
               <w:rPr>
                 <w:b w:val="false"/>
                 <w:bCs w:val="false"/>
-                <w:sz w:val="18"/>
-                <w:szCs w:val="18"/>
+                <w:sz w:val="19"/>
+                <w:szCs w:val="19"/>
               </w:rPr>
               <w:t xml:space="preserve">Polls the live session and speaks each new shot.</w:t>
             </w:r>
@@ -1998,7 +2015,6 @@
     <w:p>
       <w:pPr>
         <w:pStyle w:val="Heading1"/>
-        <w:spacing w:after="150" w:before="340"/>
       </w:pPr>
       <w:r>
         <w:t xml:space="preserve">16. Static checks (tools/kotlin_checks.py)</w:t>
@@ -2042,8 +2058,8 @@
               <w:rPr>
                 <w:b/>
                 <w:bCs/>
-                <w:sz w:val="18"/>
-                <w:szCs w:val="18"/>
+                <w:sz w:val="19"/>
+                <w:szCs w:val="19"/>
               </w:rPr>
               <w:t xml:space="preserve">Gate</w:t>
             </w:r>
@@ -2059,8 +2075,8 @@
               <w:rPr>
                 <w:b/>
                 <w:bCs/>
-                <w:sz w:val="18"/>
-                <w:szCs w:val="18"/>
+                <w:sz w:val="19"/>
+                <w:szCs w:val="19"/>
               </w:rPr>
               <w:t xml:space="preserve">What it catches</w:t>
             </w:r>
@@ -2077,8 +2093,8 @@
               <w:rPr>
                 <w:b w:val="false"/>
                 <w:bCs w:val="false"/>
-                <w:sz w:val="18"/>
-                <w:szCs w:val="18"/>
+                <w:sz w:val="19"/>
+                <w:szCs w:val="19"/>
               </w:rPr>
               <w:t xml:space="preserve">1–3</w:t>
             </w:r>
@@ -2093,8 +2109,8 @@
               <w:rPr>
                 <w:b w:val="false"/>
                 <w:bCs w:val="false"/>
-                <w:sz w:val="18"/>
-                <w:szCs w:val="18"/>
+                <w:sz w:val="19"/>
+                <w:szCs w:val="19"/>
               </w:rPr>
               <w:t xml:space="preserve">Semantic checks; return@label naming a lambda that is not enclosing (parses backward over balanced parentheses); when-over-enum without else.</w:t>
             </w:r>
@@ -2111,8 +2127,8 @@
               <w:rPr>
                 <w:b w:val="false"/>
                 <w:bCs w:val="false"/>
-                <w:sz w:val="18"/>
-                <w:szCs w:val="18"/>
+                <w:sz w:val="19"/>
+                <w:szCs w:val="19"/>
               </w:rPr>
               <w:t xml:space="preserve">4</w:t>
             </w:r>
@@ -2127,8 +2143,8 @@
               <w:rPr>
                 <w:b w:val="false"/>
                 <w:bCs w:val="false"/>
-                <w:sz w:val="18"/>
-                <w:szCs w:val="18"/>
+                <w:sz w:val="19"/>
+                <w:szCs w:val="19"/>
               </w:rPr>
               <w:t xml:space="preserve">binding.&lt;id&gt; not present in that screen's layout, following &lt;include&gt;.</w:t>
             </w:r>
@@ -2145,8 +2161,8 @@
               <w:rPr>
                 <w:b w:val="false"/>
                 <w:bCs w:val="false"/>
-                <w:sz w:val="18"/>
-                <w:szCs w:val="18"/>
+                <w:sz w:val="19"/>
+                <w:szCs w:val="19"/>
               </w:rPr>
               <w:t xml:space="preserve">5–7</w:t>
             </w:r>
@@ -2161,8 +2177,8 @@
               <w:rPr>
                 <w:b w:val="false"/>
                 <w:bCs w:val="false"/>
-                <w:sz w:val="18"/>
-                <w:szCs w:val="18"/>
+                <w:sz w:val="19"/>
+                <w:szCs w:val="19"/>
               </w:rPr>
               <w:t xml:space="preserve">Import hygiene, cross-file private visibility, language level (no break/continue in inline lambdas on Kotlin 2.1).</w:t>
             </w:r>
@@ -2179,8 +2195,8 @@
               <w:rPr>
                 <w:b w:val="false"/>
                 <w:bCs w:val="false"/>
-                <w:sz w:val="18"/>
-                <w:szCs w:val="18"/>
+                <w:sz w:val="19"/>
+                <w:szCs w:val="19"/>
               </w:rPr>
               <w:t xml:space="preserve">8</w:t>
             </w:r>
@@ -2195,8 +2211,8 @@
               <w:rPr>
                 <w:b w:val="false"/>
                 <w:bCs w:val="false"/>
-                <w:sz w:val="18"/>
-                <w:szCs w:val="18"/>
+                <w:sz w:val="19"/>
+                <w:szCs w:val="19"/>
               </w:rPr>
               <w:t xml:space="preserve">An import placed after a top-level declaration — Kotlin requires imports directly after package.</w:t>
             </w:r>
@@ -2213,8 +2229,8 @@
               <w:rPr>
                 <w:b w:val="false"/>
                 <w:bCs w:val="false"/>
-                <w:sz w:val="18"/>
-                <w:szCs w:val="18"/>
+                <w:sz w:val="19"/>
+                <w:szCs w:val="19"/>
               </w:rPr>
               <w:t xml:space="preserve">9</w:t>
             </w:r>
@@ -2229,8 +2245,8 @@
               <w:rPr>
                 <w:b w:val="false"/>
                 <w:bCs w:val="false"/>
-                <w:sz w:val="18"/>
-                <w:szCs w:val="18"/>
+                <w:sz w:val="19"/>
+                <w:szCs w:val="19"/>
               </w:rPr>
               <w:t xml:space="preserve">A top-level object/class used unqualified from another package; tracks every declaring package so a same-package duplicate is not a false positive.</w:t>
             </w:r>
@@ -2247,8 +2263,8 @@
               <w:rPr>
                 <w:b w:val="false"/>
                 <w:bCs w:val="false"/>
-                <w:sz w:val="18"/>
-                <w:szCs w:val="18"/>
+                <w:sz w:val="19"/>
+                <w:szCs w:val="19"/>
               </w:rPr>
               <w:t xml:space="preserve">10</w:t>
             </w:r>
@@ -2263,8 +2279,8 @@
               <w:rPr>
                 <w:b w:val="false"/>
                 <w:bCs w:val="false"/>
-                <w:sz w:val="18"/>
-                <w:szCs w:val="18"/>
+                <w:sz w:val="19"/>
+                <w:szCs w:val="19"/>
               </w:rPr>
               <w:t xml:space="preserve">res/values/*.xml well-formedness and unescaped apostrophes or quotes in a &lt;string&gt; (aapt2 rejects them).</w:t>
             </w:r>
@@ -2275,7 +2291,6 @@
     <w:p>
       <w:pPr>
         <w:pStyle w:val="Heading1"/>
-        <w:spacing w:after="150" w:before="340"/>
       </w:pPr>
       <w:r>
         <w:t xml:space="preserve">17. Chart distance mapping</w:t>
@@ -2292,7 +2307,6 @@
     <w:p>
       <w:pPr>
         <w:pStyle w:val="Heading1"/>
-        <w:spacing w:after="150" w:before="340"/>
       </w:pPr>
       <w:r>
         <w:t xml:space="preserve">18. Whole-app backup</w:t>
@@ -2309,7 +2323,6 @@
     <w:p>
       <w:pPr>
         <w:pStyle w:val="Heading1"/>
-        <w:spacing w:after="150" w:before="340"/>
       </w:pPr>
       <w:r>
         <w:t xml:space="preserve">19. Google Play build configuration</w:t>
@@ -2357,7 +2370,6 @@
     <w:p>
       <w:pPr>
         <w:pStyle w:val="Heading1"/>
-        <w:spacing w:after="150" w:before="340"/>
       </w:pPr>
       <w:r>
         <w:t xml:space="preserve">20. Known pitfalls</w:t>
@@ -2470,7 +2482,6 @@
     <w:p>
       <w:pPr>
         <w:pStyle w:val="Heading1"/>
-        <w:spacing w:after="150" w:before="340"/>
       </w:pPr>
       <w:r>
         <w:t xml:space="preserve">21. References</w:t>
@@ -2529,6 +2540,8 @@
       </w:r>
     </w:p>
     <w:sectPr>
+      <w:headerReference w:type="default" r:id="rId7"/>
+      <w:footerReference w:type="default" r:id="rId8"/>
       <w:pgSz w:w="11906" w:h="16838" w:orient="portrait"/>
       <w:pgMar w:top="1080" w:right="1080" w:bottom="1080" w:left="1080" w:header="708" w:footer="708" w:gutter="0"/>
       <w:pgNumType/>
@@ -2579,6 +2592,26 @@
 </w:endnotes>
 </file>
 
+<file path=word/footer1.xml><?xml version="1.0" encoding="utf-8"?>
+<w:ftr xmlns:wpc="http://schemas.microsoft.com/office/word/2010/wordprocessingCanvas" xmlns:mc="http://schemas.openxmlformats.org/markup-compatibility/2006" xmlns:o="urn:schemas-microsoft-com:office:office" xmlns:r="http://schemas.openxmlformats.org/officeDocument/2006/relationships" xmlns:m="http://schemas.openxmlformats.org/officeDocument/2006/math" xmlns:v="urn:schemas-microsoft-com:vml" xmlns:wp14="http://schemas.microsoft.com/office/word/2010/wordprocessingDrawing" xmlns:wp="http://schemas.openxmlformats.org/drawingml/2006/wordprocessingDrawing" xmlns:w10="urn:schemas-microsoft-com:office:word" xmlns:w="http://schemas.openxmlformats.org/wordprocessingml/2006/main" xmlns:w14="http://schemas.microsoft.com/office/word/2010/wordml" xmlns:w15="http://schemas.microsoft.com/office/word/2012/wordml" xmlns:wpg="http://schemas.microsoft.com/office/word/2010/wordprocessingGroup" xmlns:wpi="http://schemas.microsoft.com/office/word/2010/wordprocessingInk" xmlns:wne="http://schemas.microsoft.com/office/word/2006/wordml" xmlns:wps="http://schemas.microsoft.com/office/word/2010/wordprocessingShape">
+  <w:p>
+    <w:pPr>
+      <w:jc w:val="center"/>
+    </w:pPr>
+    <w:r>
+      <w:rPr>
+        <w:sz w:val="18"/>
+        <w:szCs w:val="18"/>
+      </w:rPr>
+      <w:fldChar w:fldCharType="begin"/>
+      <w:instrText xml:space="preserve">PAGE</w:instrText>
+      <w:fldChar w:fldCharType="separate"/>
+      <w:fldChar w:fldCharType="end"/>
+    </w:r>
+  </w:p>
+</w:ftr>
+</file>
+
 <file path=word/footnotes.xml><?xml version="1.0" encoding="utf-8"?>
 <w:footnotes xmlns:wpc="http://schemas.microsoft.com/office/word/2010/wordprocessingCanvas" xmlns:mc="http://schemas.openxmlformats.org/markup-compatibility/2006" xmlns:o="urn:schemas-microsoft-com:office:office" xmlns:r="http://schemas.openxmlformats.org/officeDocument/2006/relationships" xmlns:m="http://schemas.openxmlformats.org/officeDocument/2006/math" xmlns:v="urn:schemas-microsoft-com:vml" xmlns:wp14="http://schemas.microsoft.com/office/word/2010/wordprocessingDrawing" xmlns:wp="http://schemas.openxmlformats.org/drawingml/2006/wordprocessingDrawing" xmlns:w10="urn:schemas-microsoft-com:office:word" xmlns:w="http://schemas.openxmlformats.org/wordprocessingml/2006/main" xmlns:w14="http://schemas.microsoft.com/office/word/2010/wordml" xmlns:w15="http://schemas.microsoft.com/office/word/2012/wordml" xmlns:wpg="http://schemas.microsoft.com/office/word/2010/wordprocessingGroup" xmlns:wpi="http://schemas.microsoft.com/office/word/2010/wordprocessingInk" xmlns:wne="http://schemas.microsoft.com/office/word/2006/wordml" xmlns:wps="http://schemas.microsoft.com/office/word/2010/wordprocessingShape" mc:Ignorable="w14 w15 wp14">
   <w:footnote w:type="separator" w:id="-1">
@@ -2614,6 +2647,21 @@
     </w:p>
   </w:footnote>
 </w:footnotes>
+</file>
+
+<file path=word/header1.xml><?xml version="1.0" encoding="utf-8"?>
+<w:hdr xmlns:wpc="http://schemas.microsoft.com/office/word/2010/wordprocessingCanvas" xmlns:mc="http://schemas.openxmlformats.org/markup-compatibility/2006" xmlns:o="urn:schemas-microsoft-com:office:office" xmlns:r="http://schemas.openxmlformats.org/officeDocument/2006/relationships" xmlns:m="http://schemas.openxmlformats.org/officeDocument/2006/math" xmlns:v="urn:schemas-microsoft-com:vml" xmlns:wp14="http://schemas.microsoft.com/office/word/2010/wordprocessingDrawing" xmlns:wp="http://schemas.openxmlformats.org/drawingml/2006/wordprocessingDrawing" xmlns:w10="urn:schemas-microsoft-com:office:word" xmlns:w="http://schemas.openxmlformats.org/wordprocessingml/2006/main" xmlns:w14="http://schemas.microsoft.com/office/word/2010/wordml" xmlns:w15="http://schemas.microsoft.com/office/word/2012/wordml" xmlns:wpg="http://schemas.microsoft.com/office/word/2010/wordprocessingGroup" xmlns:wpi="http://schemas.microsoft.com/office/word/2010/wordprocessingInk" xmlns:wne="http://schemas.microsoft.com/office/word/2006/wordml" xmlns:wps="http://schemas.microsoft.com/office/word/2010/wordprocessingShape" xmlns:cx="http://schemas.microsoft.com/office/drawing/2014/chartex" xmlns:cx1="http://schemas.microsoft.com/office/drawing/2015/9/8/chartex" xmlns:cx2="http://schemas.microsoft.com/office/drawing/2015/10/21/chartex" xmlns:cx3="http://schemas.microsoft.com/office/drawing/2016/5/9/chartex" xmlns:cx4="http://schemas.microsoft.com/office/drawing/2016/5/10/chartex" xmlns:cx5="http://schemas.microsoft.com/office/drawing/2016/5/11/chartex" xmlns:cx6="http://schemas.microsoft.com/office/drawing/2016/5/12/chartex" xmlns:cx7="http://schemas.microsoft.com/office/drawing/2016/5/13/chartex" xmlns:cx8="http://schemas.microsoft.com/office/drawing/2016/5/14/chartex" xmlns:w16cid="http://schemas.microsoft.com/office/word/2016/wordml/cid" xmlns:w16se="http://schemas.microsoft.com/office/word/2015/wordml/symex">
+  <w:p>
+    <w:r>
+      <w:rPr>
+        <w:color w:val="555555"/>
+        <w:sz w:val="18"/>
+        <w:szCs w:val="18"/>
+      </w:rPr>
+      <w:t xml:space="preserve">BAS Ballistics and Scoring — Programmer’s Reference</w:t>
+    </w:r>
+  </w:p>
+</w:hdr>
 </file>
 
 <file path=word/numbering.xml><?xml version="1.0" encoding="utf-8"?>
@@ -2712,7 +2760,7 @@
 </file>
 
 <file path=word/styles.xml><?xml version="1.0" encoding="utf-8"?>
-<w:styles xmlns:mc="http://schemas.openxmlformats.org/markup-compatibility/2006" xmlns:r="http://schemas.openxmlformats.org/officeDocument/2006/relationships" xmlns:w="http://schemas.openxmlformats.org/wordprocessingml/2006/main" xmlns:w14="http://schemas.microsoft.com/office/word/2010/wordml" xmlns:w15="http://schemas.microsoft.com/office/word/2012/wordml" mc:Ignorable="w14 w15">
+<w:styles xmlns:mc="http://schemas.openxmlformats.org/markup-compatibility/2006" xmlns:r="http://schemas.openxmlformats.org/officeDocument/2006/relationships" xmlns:w="http://schemas.openxmlformats.org/wordprocessingml/2006/main" xmlns:w14="http://schemas.microsoft.com/office/word/2010/wordml" xmlns:w15="http://schemas.microsoft.com/office/word/2012/wordml" xmlns:w16cex="http://schemas.microsoft.com/office/word/2018/wordml/cex" xmlns:w16cid="http://schemas.microsoft.com/office/word/2016/wordml/cid" xmlns:w16="http://schemas.microsoft.com/office/word/2018/wordml" xmlns:w16du="http://schemas.microsoft.com/office/word/2023/wordml/word16du" xmlns:w16sdtdh="http://schemas.microsoft.com/office/word/2020/wordml/sdtdatahash" xmlns:w16sdtfl="http://schemas.microsoft.com/office/word/2024/wordml/sdtformatlock" xmlns:w16se="http://schemas.microsoft.com/office/word/2015/wordml/symex" mc:Ignorable="w14 w15 w16se w16cid w16 w16cex w16sdtdh w16sdtfl w16du">
   <w:docDefaults>
     <w:rPrDefault/>
     <w:pPrDefault/>
@@ -2888,5 +2936,621 @@
       <w:szCs w:val="20"/>
     </w:rPr>
   </w:style>
+  <w:docDefaults>
+    <w:rPrDefault>
+      <w:rPr>
+        <w:rFonts w:ascii="Calibri" w:eastAsia="Calibri" w:hAnsi="Calibri" w:cs="Calibri"/>
+        <w:sz w:val="21"/>
+        <w:szCs w:val="21"/>
+        <w:lang w:val="en-GB" w:eastAsia="en-GB" w:bidi="ar-SA"/>
+      </w:rPr>
+    </w:rPrDefault>
+    <w:pPrDefault/>
+  </w:docDefaults>
+  <w:latentStyles w:defLockedState="0" w:defUIPriority="99" w:defSemiHidden="0" w:defUnhideWhenUsed="0" w:defQFormat="0" w:count="376">
+    <w:lsdException w:name="Normal" w:uiPriority="0" w:qFormat="1"/>
+    <w:lsdException w:name="heading 1" w:uiPriority="9" w:qFormat="1"/>
+    <w:lsdException w:name="heading 2" w:semiHidden="1" w:uiPriority="9" w:unhideWhenUsed="1" w:qFormat="1"/>
+    <w:lsdException w:name="heading 3" w:semiHidden="1" w:uiPriority="9" w:unhideWhenUsed="1" w:qFormat="1"/>
+    <w:lsdException w:name="heading 4" w:semiHidden="1" w:uiPriority="9" w:unhideWhenUsed="1" w:qFormat="1"/>
+    <w:lsdException w:name="heading 5" w:semiHidden="1" w:uiPriority="9" w:unhideWhenUsed="1" w:qFormat="1"/>
+    <w:lsdException w:name="heading 6" w:semiHidden="1" w:uiPriority="9" w:unhideWhenUsed="1" w:qFormat="1"/>
+    <w:lsdException w:name="heading 7" w:semiHidden="1" w:uiPriority="9" w:unhideWhenUsed="1" w:qFormat="1"/>
+    <w:lsdException w:name="heading 8" w:semiHidden="1" w:uiPriority="9" w:unhideWhenUsed="1" w:qFormat="1"/>
+    <w:lsdException w:name="heading 9" w:semiHidden="1" w:uiPriority="9" w:unhideWhenUsed="1" w:qFormat="1"/>
+    <w:lsdException w:name="index 1" w:semiHidden="1" w:unhideWhenUsed="1"/>
+    <w:lsdException w:name="index 2" w:semiHidden="1" w:unhideWhenUsed="1"/>
+    <w:lsdException w:name="index 3" w:semiHidden="1" w:unhideWhenUsed="1"/>
+    <w:lsdException w:name="index 4" w:semiHidden="1" w:unhideWhenUsed="1"/>
+    <w:lsdException w:name="index 5" w:semiHidden="1" w:unhideWhenUsed="1"/>
+    <w:lsdException w:name="index 6" w:semiHidden="1" w:unhideWhenUsed="1"/>
+    <w:lsdException w:name="index 7" w:semiHidden="1" w:unhideWhenUsed="1"/>
+    <w:lsdException w:name="index 8" w:semiHidden="1" w:unhideWhenUsed="1"/>
+    <w:lsdException w:name="index 9" w:semiHidden="1" w:unhideWhenUsed="1"/>
+    <w:lsdException w:name="toc 1" w:semiHidden="1" w:uiPriority="39" w:unhideWhenUsed="1"/>
+    <w:lsdException w:name="toc 2" w:semiHidden="1" w:uiPriority="39" w:unhideWhenUsed="1"/>
+    <w:lsdException w:name="toc 3" w:semiHidden="1" w:uiPriority="39" w:unhideWhenUsed="1"/>
+    <w:lsdException w:name="toc 4" w:semiHidden="1" w:uiPriority="39" w:unhideWhenUsed="1"/>
+    <w:lsdException w:name="toc 5" w:semiHidden="1" w:uiPriority="39" w:unhideWhenUsed="1"/>
+    <w:lsdException w:name="toc 6" w:semiHidden="1" w:uiPriority="39" w:unhideWhenUsed="1"/>
+    <w:lsdException w:name="toc 7" w:semiHidden="1" w:uiPriority="39" w:unhideWhenUsed="1"/>
+    <w:lsdException w:name="toc 8" w:semiHidden="1" w:uiPriority="39" w:unhideWhenUsed="1"/>
+    <w:lsdException w:name="toc 9" w:semiHidden="1" w:uiPriority="39" w:unhideWhenUsed="1"/>
+    <w:lsdException w:name="Normal Indent" w:semiHidden="1" w:unhideWhenUsed="1"/>
+    <w:lsdException w:name="footnote text" w:semiHidden="1" w:unhideWhenUsed="1"/>
+    <w:lsdException w:name="annotation text" w:semiHidden="1" w:unhideWhenUsed="1"/>
+    <w:lsdException w:name="header" w:semiHidden="1" w:unhideWhenUsed="1"/>
+    <w:lsdException w:name="footer" w:semiHidden="1" w:unhideWhenUsed="1"/>
+    <w:lsdException w:name="index heading" w:semiHidden="1" w:unhideWhenUsed="1"/>
+    <w:lsdException w:name="caption" w:semiHidden="1" w:uiPriority="35" w:unhideWhenUsed="1" w:qFormat="1"/>
+    <w:lsdException w:name="table of figures" w:semiHidden="1" w:unhideWhenUsed="1"/>
+    <w:lsdException w:name="envelope address" w:semiHidden="1" w:unhideWhenUsed="1"/>
+    <w:lsdException w:name="envelope return" w:semiHidden="1" w:unhideWhenUsed="1"/>
+    <w:lsdException w:name="footnote reference" w:semiHidden="1" w:unhideWhenUsed="1"/>
+    <w:lsdException w:name="annotation reference" w:semiHidden="1" w:unhideWhenUsed="1"/>
+    <w:lsdException w:name="line number" w:semiHidden="1" w:unhideWhenUsed="1"/>
+    <w:lsdException w:name="page number" w:semiHidden="1" w:unhideWhenUsed="1"/>
+    <w:lsdException w:name="endnote reference" w:semiHidden="1" w:unhideWhenUsed="1"/>
+    <w:lsdException w:name="endnote text" w:semiHidden="1" w:unhideWhenUsed="1"/>
+    <w:lsdException w:name="table of authorities" w:semiHidden="1" w:unhideWhenUsed="1"/>
+    <w:lsdException w:name="macro" w:semiHidden="1" w:unhideWhenUsed="1"/>
+    <w:lsdException w:name="toa heading" w:semiHidden="1" w:unhideWhenUsed="1"/>
+    <w:lsdException w:name="List" w:semiHidden="1" w:unhideWhenUsed="1"/>
+    <w:lsdException w:name="List Bullet" w:semiHidden="1" w:unhideWhenUsed="1"/>
+    <w:lsdException w:name="List Number" w:semiHidden="1" w:unhideWhenUsed="1"/>
+    <w:lsdException w:name="List 2" w:semiHidden="1" w:unhideWhenUsed="1"/>
+    <w:lsdException w:name="List 3" w:semiHidden="1" w:unhideWhenUsed="1"/>
+    <w:lsdException w:name="List 4" w:semiHidden="1" w:unhideWhenUsed="1"/>
+    <w:lsdException w:name="List 5" w:semiHidden="1" w:unhideWhenUsed="1"/>
+    <w:lsdException w:name="List Bullet 2" w:semiHidden="1" w:unhideWhenUsed="1"/>
+    <w:lsdException w:name="List Bullet 3" w:semiHidden="1" w:unhideWhenUsed="1"/>
+    <w:lsdException w:name="List Bullet 4" w:semiHidden="1" w:unhideWhenUsed="1"/>
+    <w:lsdException w:name="List Bullet 5" w:semiHidden="1" w:unhideWhenUsed="1"/>
+    <w:lsdException w:name="List Number 2" w:semiHidden="1" w:unhideWhenUsed="1"/>
+    <w:lsdException w:name="List Number 3" w:semiHidden="1" w:unhideWhenUsed="1"/>
+    <w:lsdException w:name="List Number 4" w:semiHidden="1" w:unhideWhenUsed="1"/>
+    <w:lsdException w:name="List Number 5" w:semiHidden="1" w:unhideWhenUsed="1"/>
+    <w:lsdException w:name="Title" w:uiPriority="10" w:qFormat="1"/>
+    <w:lsdException w:name="Closing" w:semiHidden="1" w:unhideWhenUsed="1"/>
+    <w:lsdException w:name="Signature" w:semiHidden="1" w:unhideWhenUsed="1"/>
+    <w:lsdException w:name="Default Paragraph Font" w:semiHidden="1" w:uiPriority="1" w:unhideWhenUsed="1"/>
+    <w:lsdException w:name="Body Text" w:semiHidden="1" w:unhideWhenUsed="1"/>
+    <w:lsdException w:name="Body Text Indent" w:semiHidden="1" w:unhideWhenUsed="1"/>
+    <w:lsdException w:name="List Continue" w:semiHidden="1" w:unhideWhenUsed="1"/>
+    <w:lsdException w:name="List Continue 2" w:semiHidden="1" w:unhideWhenUsed="1"/>
+    <w:lsdException w:name="List Continue 3" w:semiHidden="1" w:unhideWhenUsed="1"/>
+    <w:lsdException w:name="List Continue 4" w:semiHidden="1" w:unhideWhenUsed="1"/>
+    <w:lsdException w:name="List Continue 5" w:semiHidden="1" w:unhideWhenUsed="1"/>
+    <w:lsdException w:name="Message Header" w:semiHidden="1" w:unhideWhenUsed="1"/>
+    <w:lsdException w:name="Subtitle" w:uiPriority="11" w:qFormat="1"/>
+    <w:lsdException w:name="Salutation" w:semiHidden="1" w:unhideWhenUsed="1"/>
+    <w:lsdException w:name="Date" w:semiHidden="1" w:unhideWhenUsed="1"/>
+    <w:lsdException w:name="Body Text First Indent" w:semiHidden="1" w:unhideWhenUsed="1"/>
+    <w:lsdException w:name="Body Text First Indent 2" w:semiHidden="1" w:unhideWhenUsed="1"/>
+    <w:lsdException w:name="Note Heading" w:semiHidden="1" w:unhideWhenUsed="1"/>
+    <w:lsdException w:name="Body Text 2" w:semiHidden="1" w:unhideWhenUsed="1"/>
+    <w:lsdException w:name="Body Text 3" w:semiHidden="1" w:unhideWhenUsed="1"/>
+    <w:lsdException w:name="Body Text Indent 2" w:semiHidden="1" w:unhideWhenUsed="1"/>
+    <w:lsdException w:name="Body Text Indent 3" w:semiHidden="1" w:unhideWhenUsed="1"/>
+    <w:lsdException w:name="Block Text" w:semiHidden="1" w:unhideWhenUsed="1"/>
+    <w:lsdException w:name="Hyperlink" w:semiHidden="1" w:unhideWhenUsed="1"/>
+    <w:lsdException w:name="FollowedHyperlink" w:semiHidden="1" w:unhideWhenUsed="1"/>
+    <w:lsdException w:name="Strong" w:uiPriority="22" w:qFormat="1"/>
+    <w:lsdException w:name="Emphasis" w:uiPriority="20" w:qFormat="1"/>
+    <w:lsdException w:name="Document Map" w:semiHidden="1" w:unhideWhenUsed="1"/>
+    <w:lsdException w:name="Plain Text" w:semiHidden="1" w:unhideWhenUsed="1"/>
+    <w:lsdException w:name="E-mail Signature" w:semiHidden="1" w:unhideWhenUsed="1"/>
+    <w:lsdException w:name="HTML Top of Form" w:semiHidden="1" w:unhideWhenUsed="1"/>
+    <w:lsdException w:name="HTML Bottom of Form" w:semiHidden="1" w:unhideWhenUsed="1"/>
+    <w:lsdException w:name="Normal (Web)" w:semiHidden="1" w:unhideWhenUsed="1"/>
+    <w:lsdException w:name="HTML Acronym" w:semiHidden="1" w:unhideWhenUsed="1"/>
+    <w:lsdException w:name="HTML Address" w:semiHidden="1" w:unhideWhenUsed="1"/>
+    <w:lsdException w:name="HTML Cite" w:semiHidden="1" w:unhideWhenUsed="1"/>
+    <w:lsdException w:name="HTML Code" w:semiHidden="1" w:unhideWhenUsed="1"/>
+    <w:lsdException w:name="HTML Definition" w:semiHidden="1" w:unhideWhenUsed="1"/>
+    <w:lsdException w:name="HTML Keyboard" w:semiHidden="1" w:unhideWhenUsed="1"/>
+    <w:lsdException w:name="HTML Preformatted" w:semiHidden="1" w:unhideWhenUsed="1"/>
+    <w:lsdException w:name="HTML Sample" w:semiHidden="1" w:unhideWhenUsed="1"/>
+    <w:lsdException w:name="HTML Typewriter" w:semiHidden="1" w:unhideWhenUsed="1"/>
+    <w:lsdException w:name="HTML Variable" w:semiHidden="1" w:unhideWhenUsed="1"/>
+    <w:lsdException w:name="Normal Table" w:semiHidden="1" w:unhideWhenUsed="1"/>
+    <w:lsdException w:name="annotation subject" w:semiHidden="1" w:unhideWhenUsed="1"/>
+    <w:lsdException w:name="No List" w:semiHidden="1" w:unhideWhenUsed="1"/>
+    <w:lsdException w:name="Outline List 1" w:semiHidden="1" w:unhideWhenUsed="1"/>
+    <w:lsdException w:name="Outline List 2" w:semiHidden="1" w:unhideWhenUsed="1"/>
+    <w:lsdException w:name="Outline List 3" w:semiHidden="1" w:unhideWhenUsed="1"/>
+    <w:lsdException w:name="Table Simple 1" w:semiHidden="1" w:unhideWhenUsed="1"/>
+    <w:lsdException w:name="Table Simple 2" w:semiHidden="1" w:unhideWhenUsed="1"/>
+    <w:lsdException w:name="Table Simple 3" w:semiHidden="1" w:unhideWhenUsed="1"/>
+    <w:lsdException w:name="Table Classic 1" w:semiHidden="1" w:unhideWhenUsed="1"/>
+    <w:lsdException w:name="Table Classic 2" w:semiHidden="1" w:unhideWhenUsed="1"/>
+    <w:lsdException w:name="Table Classic 3" w:semiHidden="1" w:unhideWhenUsed="1"/>
+    <w:lsdException w:name="Table Classic 4" w:semiHidden="1" w:unhideWhenUsed="1"/>
+    <w:lsdException w:name="Table Colorful 1" w:semiHidden="1" w:unhideWhenUsed="1"/>
+    <w:lsdException w:name="Table Colorful 2" w:semiHidden="1" w:unhideWhenUsed="1"/>
+    <w:lsdException w:name="Table Colorful 3" w:semiHidden="1" w:unhideWhenUsed="1"/>
+    <w:lsdException w:name="Table Columns 1" w:semiHidden="1" w:unhideWhenUsed="1"/>
+    <w:lsdException w:name="Table Columns 2" w:semiHidden="1" w:unhideWhenUsed="1"/>
+    <w:lsdException w:name="Table Columns 3" w:semiHidden="1" w:unhideWhenUsed="1"/>
+    <w:lsdException w:name="Table Columns 4" w:semiHidden="1" w:unhideWhenUsed="1"/>
+    <w:lsdException w:name="Table Columns 5" w:semiHidden="1" w:unhideWhenUsed="1"/>
+    <w:lsdException w:name="Table Grid 1" w:semiHidden="1" w:unhideWhenUsed="1"/>
+    <w:lsdException w:name="Table Grid 2" w:semiHidden="1" w:unhideWhenUsed="1"/>
+    <w:lsdException w:name="Table Grid 3" w:semiHidden="1" w:unhideWhenUsed="1"/>
+    <w:lsdException w:name="Table Grid 4" w:semiHidden="1" w:unhideWhenUsed="1"/>
+    <w:lsdException w:name="Table Grid 5" w:semiHidden="1" w:unhideWhenUsed="1"/>
+    <w:lsdException w:name="Table Grid 6" w:semiHidden="1" w:unhideWhenUsed="1"/>
+    <w:lsdException w:name="Table Grid 7" w:semiHidden="1" w:unhideWhenUsed="1"/>
+    <w:lsdException w:name="Table Grid 8" w:semiHidden="1" w:unhideWhenUsed="1"/>
+    <w:lsdException w:name="Table List 1" w:semiHidden="1" w:unhideWhenUsed="1"/>
+    <w:lsdException w:name="Table List 2" w:semiHidden="1" w:unhideWhenUsed="1"/>
+    <w:lsdException w:name="Table List 3" w:semiHidden="1" w:unhideWhenUsed="1"/>
+    <w:lsdException w:name="Table List 4" w:semiHidden="1" w:unhideWhenUsed="1"/>
+    <w:lsdException w:name="Table List 5" w:semiHidden="1" w:unhideWhenUsed="1"/>
+    <w:lsdException w:name="Table List 6" w:semiHidden="1" w:unhideWhenUsed="1"/>
+    <w:lsdException w:name="Table List 7" w:semiHidden="1" w:unhideWhenUsed="1"/>
+    <w:lsdException w:name="Table List 8" w:semiHidden="1" w:unhideWhenUsed="1"/>
+    <w:lsdException w:name="Table 3D effects 1" w:semiHidden="1" w:unhideWhenUsed="1"/>
+    <w:lsdException w:name="Table 3D effects 2" w:semiHidden="1" w:unhideWhenUsed="1"/>
+    <w:lsdException w:name="Table 3D effects 3" w:semiHidden="1" w:unhideWhenUsed="1"/>
+    <w:lsdException w:name="Table Contemporary" w:semiHidden="1" w:unhideWhenUsed="1"/>
+    <w:lsdException w:name="Table Elegant" w:semiHidden="1" w:unhideWhenUsed="1"/>
+    <w:lsdException w:name="Table Professional" w:semiHidden="1" w:unhideWhenUsed="1"/>
+    <w:lsdException w:name="Table Subtle 1" w:semiHidden="1" w:unhideWhenUsed="1"/>
+    <w:lsdException w:name="Table Subtle 2" w:semiHidden="1" w:unhideWhenUsed="1"/>
+    <w:lsdException w:name="Table Web 1" w:semiHidden="1" w:unhideWhenUsed="1"/>
+    <w:lsdException w:name="Table Web 2" w:semiHidden="1" w:unhideWhenUsed="1"/>
+    <w:lsdException w:name="Table Web 3" w:semiHidden="1" w:unhideWhenUsed="1"/>
+    <w:lsdException w:name="Balloon Text" w:semiHidden="1" w:unhideWhenUsed="1"/>
+    <w:lsdException w:name="Table Grid" w:uiPriority="39"/>
+    <w:lsdException w:name="Table Theme" w:semiHidden="1" w:unhideWhenUsed="1"/>
+    <w:lsdException w:name="Placeholder Text" w:semiHidden="1"/>
+    <w:lsdException w:name="No Spacing" w:uiPriority="1" w:qFormat="1"/>
+    <w:lsdException w:name="Light Shading" w:uiPriority="60"/>
+    <w:lsdException w:name="Light List" w:uiPriority="61"/>
+    <w:lsdException w:name="Light Grid" w:uiPriority="62"/>
+    <w:lsdException w:name="Medium Shading 1" w:uiPriority="63"/>
+    <w:lsdException w:name="Medium Shading 2" w:uiPriority="64"/>
+    <w:lsdException w:name="Medium List 1" w:uiPriority="65"/>
+    <w:lsdException w:name="Medium List 2" w:uiPriority="66"/>
+    <w:lsdException w:name="Medium Grid 1" w:uiPriority="67"/>
+    <w:lsdException w:name="Medium Grid 2" w:uiPriority="68"/>
+    <w:lsdException w:name="Medium Grid 3" w:uiPriority="69"/>
+    <w:lsdException w:name="Dark List" w:uiPriority="70"/>
+    <w:lsdException w:name="Colorful Shading" w:uiPriority="71"/>
+    <w:lsdException w:name="Colorful List" w:uiPriority="72"/>
+    <w:lsdException w:name="Colorful Grid" w:uiPriority="73"/>
+    <w:lsdException w:name="Light Shading Accent 1" w:uiPriority="60"/>
+    <w:lsdException w:name="Light List Accent 1" w:uiPriority="61"/>
+    <w:lsdException w:name="Light Grid Accent 1" w:uiPriority="62"/>
+    <w:lsdException w:name="Medium Shading 1 Accent 1" w:uiPriority="63"/>
+    <w:lsdException w:name="Medium Shading 2 Accent 1" w:uiPriority="64"/>
+    <w:lsdException w:name="Medium List 1 Accent 1" w:uiPriority="65"/>
+    <w:lsdException w:name="Revision" w:semiHidden="1"/>
+    <w:lsdException w:name="List Paragraph" w:uiPriority="34" w:qFormat="1"/>
+    <w:lsdException w:name="Quote" w:uiPriority="29" w:qFormat="1"/>
+    <w:lsdException w:name="Intense Quote" w:uiPriority="30" w:qFormat="1"/>
+    <w:lsdException w:name="Medium List 2 Accent 1" w:uiPriority="66"/>
+    <w:lsdException w:name="Medium Grid 1 Accent 1" w:uiPriority="67"/>
+    <w:lsdException w:name="Medium Grid 2 Accent 1" w:uiPriority="68"/>
+    <w:lsdException w:name="Medium Grid 3 Accent 1" w:uiPriority="69"/>
+    <w:lsdException w:name="Dark List Accent 1" w:uiPriority="70"/>
+    <w:lsdException w:name="Colorful Shading Accent 1" w:uiPriority="71"/>
+    <w:lsdException w:name="Colorful List Accent 1" w:uiPriority="72"/>
+    <w:lsdException w:name="Colorful Grid Accent 1" w:uiPriority="73"/>
+    <w:lsdException w:name="Light Shading Accent 2" w:uiPriority="60"/>
+    <w:lsdException w:name="Light List Accent 2" w:uiPriority="61"/>
+    <w:lsdException w:name="Light Grid Accent 2" w:uiPriority="62"/>
+    <w:lsdException w:name="Medium Shading 1 Accent 2" w:uiPriority="63"/>
+    <w:lsdException w:name="Medium Shading 2 Accent 2" w:uiPriority="64"/>
+    <w:lsdException w:name="Medium List 1 Accent 2" w:uiPriority="65"/>
+    <w:lsdException w:name="Medium List 2 Accent 2" w:uiPriority="66"/>
+    <w:lsdException w:name="Medium Grid 1 Accent 2" w:uiPriority="67"/>
+    <w:lsdException w:name="Medium Grid 2 Accent 2" w:uiPriority="68"/>
+    <w:lsdException w:name="Medium Grid 3 Accent 2" w:uiPriority="69"/>
+    <w:lsdException w:name="Dark List Accent 2" w:uiPriority="70"/>
+    <w:lsdException w:name="Colorful Shading Accent 2" w:uiPriority="71"/>
+    <w:lsdException w:name="Colorful List Accent 2" w:uiPriority="72"/>
+    <w:lsdException w:name="Colorful Grid Accent 2" w:uiPriority="73"/>
+    <w:lsdException w:name="Light Shading Accent 3" w:uiPriority="60"/>
+    <w:lsdException w:name="Light List Accent 3" w:uiPriority="61"/>
+    <w:lsdException w:name="Light Grid Accent 3" w:uiPriority="62"/>
+    <w:lsdException w:name="Medium Shading 1 Accent 3" w:uiPriority="63"/>
+    <w:lsdException w:name="Medium Shading 2 Accent 3" w:uiPriority="64"/>
+    <w:lsdException w:name="Medium List 1 Accent 3" w:uiPriority="65"/>
+    <w:lsdException w:name="Medium List 2 Accent 3" w:uiPriority="66"/>
+    <w:lsdException w:name="Medium Grid 1 Accent 3" w:uiPriority="67"/>
+    <w:lsdException w:name="Medium Grid 2 Accent 3" w:uiPriority="68"/>
+    <w:lsdException w:name="Medium Grid 3 Accent 3" w:uiPriority="69"/>
+    <w:lsdException w:name="Dark List Accent 3" w:uiPriority="70"/>
+    <w:lsdException w:name="Colorful Shading Accent 3" w:uiPriority="71"/>
+    <w:lsdException w:name="Colorful List Accent 3" w:uiPriority="72"/>
+    <w:lsdException w:name="Colorful Grid Accent 3" w:uiPriority="73"/>
+    <w:lsdException w:name="Light Shading Accent 4" w:uiPriority="60"/>
+    <w:lsdException w:name="Light List Accent 4" w:uiPriority="61"/>
+    <w:lsdException w:name="Light Grid Accent 4" w:uiPriority="62"/>
+    <w:lsdException w:name="Medium Shading 1 Accent 4" w:uiPriority="63"/>
+    <w:lsdException w:name="Medium Shading 2 Accent 4" w:uiPriority="64"/>
+    <w:lsdException w:name="Medium List 1 Accent 4" w:uiPriority="65"/>
+    <w:lsdException w:name="Medium List 2 Accent 4" w:uiPriority="66"/>
+    <w:lsdException w:name="Medium Grid 1 Accent 4" w:uiPriority="67"/>
+    <w:lsdException w:name="Medium Grid 2 Accent 4" w:uiPriority="68"/>
+    <w:lsdException w:name="Medium Grid 3 Accent 4" w:uiPriority="69"/>
+    <w:lsdException w:name="Dark List Accent 4" w:uiPriority="70"/>
+    <w:lsdException w:name="Colorful Shading Accent 4" w:uiPriority="71"/>
+    <w:lsdException w:name="Colorful List Accent 4" w:uiPriority="72"/>
+    <w:lsdException w:name="Colorful Grid Accent 4" w:uiPriority="73"/>
+    <w:lsdException w:name="Light Shading Accent 5" w:uiPriority="60"/>
+    <w:lsdException w:name="Light List Accent 5" w:uiPriority="61"/>
+    <w:lsdException w:name="Light Grid Accent 5" w:uiPriority="62"/>
+    <w:lsdException w:name="Medium Shading 1 Accent 5" w:uiPriority="63"/>
+    <w:lsdException w:name="Medium Shading 2 Accent 5" w:uiPriority="64"/>
+    <w:lsdException w:name="Medium List 1 Accent 5" w:uiPriority="65"/>
+    <w:lsdException w:name="Medium List 2 Accent 5" w:uiPriority="66"/>
+    <w:lsdException w:name="Medium Grid 1 Accent 5" w:uiPriority="67"/>
+    <w:lsdException w:name="Medium Grid 2 Accent 5" w:uiPriority="68"/>
+    <w:lsdException w:name="Medium Grid 3 Accent 5" w:uiPriority="69"/>
+    <w:lsdException w:name="Dark List Accent 5" w:uiPriority="70"/>
+    <w:lsdException w:name="Colorful Shading Accent 5" w:uiPriority="71"/>
+    <w:lsdException w:name="Colorful List Accent 5" w:uiPriority="72"/>
+    <w:lsdException w:name="Colorful Grid Accent 5" w:uiPriority="73"/>
+    <w:lsdException w:name="Light Shading Accent 6" w:uiPriority="60"/>
+    <w:lsdException w:name="Light List Accent 6" w:uiPriority="61"/>
+    <w:lsdException w:name="Light Grid Accent 6" w:uiPriority="62"/>
+    <w:lsdException w:name="Medium Shading 1 Accent 6" w:uiPriority="63"/>
+    <w:lsdException w:name="Medium Shading 2 Accent 6" w:uiPriority="64"/>
+    <w:lsdException w:name="Medium List 1 Accent 6" w:uiPriority="65"/>
+    <w:lsdException w:name="Medium List 2 Accent 6" w:uiPriority="66"/>
+    <w:lsdException w:name="Medium Grid 1 Accent 6" w:uiPriority="67"/>
+    <w:lsdException w:name="Medium Grid 2 Accent 6" w:uiPriority="68"/>
+    <w:lsdException w:name="Medium Grid 3 Accent 6" w:uiPriority="69"/>
+    <w:lsdException w:name="Dark List Accent 6" w:uiPriority="70"/>
+    <w:lsdException w:name="Colorful Shading Accent 6" w:uiPriority="71"/>
+    <w:lsdException w:name="Colorful List Accent 6" w:uiPriority="72"/>
+    <w:lsdException w:name="Colorful Grid Accent 6" w:uiPriority="73"/>
+    <w:lsdException w:name="Subtle Emphasis" w:uiPriority="19" w:qFormat="1"/>
+    <w:lsdException w:name="Intense Emphasis" w:uiPriority="21" w:qFormat="1"/>
+    <w:lsdException w:name="Subtle Reference" w:uiPriority="31" w:qFormat="1"/>
+    <w:lsdException w:name="Intense Reference" w:uiPriority="32" w:qFormat="1"/>
+    <w:lsdException w:name="Book Title" w:uiPriority="33" w:qFormat="1"/>
+    <w:lsdException w:name="Bibliography" w:semiHidden="1" w:uiPriority="37" w:unhideWhenUsed="1"/>
+    <w:lsdException w:name="TOC Heading" w:semiHidden="1" w:uiPriority="39" w:unhideWhenUsed="1" w:qFormat="1"/>
+    <w:lsdException w:name="Plain Table 1" w:uiPriority="41"/>
+    <w:lsdException w:name="Plain Table 2" w:uiPriority="42"/>
+    <w:lsdException w:name="Plain Table 3" w:uiPriority="43"/>
+    <w:lsdException w:name="Plain Table 4" w:uiPriority="44"/>
+    <w:lsdException w:name="Plain Table 5" w:uiPriority="45"/>
+    <w:lsdException w:name="Grid Table Light" w:uiPriority="40"/>
+    <w:lsdException w:name="Grid Table 1 Light" w:uiPriority="46"/>
+    <w:lsdException w:name="Grid Table 2" w:uiPriority="47"/>
+    <w:lsdException w:name="Grid Table 3" w:uiPriority="48"/>
+    <w:lsdException w:name="Grid Table 4" w:uiPriority="49"/>
+    <w:lsdException w:name="Grid Table 5 Dark" w:uiPriority="50"/>
+    <w:lsdException w:name="Grid Table 6 Colorful" w:uiPriority="51"/>
+    <w:lsdException w:name="Grid Table 7 Colorful" w:uiPriority="52"/>
+    <w:lsdException w:name="Grid Table 1 Light Accent 1" w:uiPriority="46"/>
+    <w:lsdException w:name="Grid Table 2 Accent 1" w:uiPriority="47"/>
+    <w:lsdException w:name="Grid Table 3 Accent 1" w:uiPriority="48"/>
+    <w:lsdException w:name="Grid Table 4 Accent 1" w:uiPriority="49"/>
+    <w:lsdException w:name="Grid Table 5 Dark Accent 1" w:uiPriority="50"/>
+    <w:lsdException w:name="Grid Table 6 Colorful Accent 1" w:uiPriority="51"/>
+    <w:lsdException w:name="Grid Table 7 Colorful Accent 1" w:uiPriority="52"/>
+    <w:lsdException w:name="Grid Table 1 Light Accent 2" w:uiPriority="46"/>
+    <w:lsdException w:name="Grid Table 2 Accent 2" w:uiPriority="47"/>
+    <w:lsdException w:name="Grid Table 3 Accent 2" w:uiPriority="48"/>
+    <w:lsdException w:name="Grid Table 4 Accent 2" w:uiPriority="49"/>
+    <w:lsdException w:name="Grid Table 5 Dark Accent 2" w:uiPriority="50"/>
+    <w:lsdException w:name="Grid Table 6 Colorful Accent 2" w:uiPriority="51"/>
+    <w:lsdException w:name="Grid Table 7 Colorful Accent 2" w:uiPriority="52"/>
+    <w:lsdException w:name="Grid Table 1 Light Accent 3" w:uiPriority="46"/>
+    <w:lsdException w:name="Grid Table 2 Accent 3" w:uiPriority="47"/>
+    <w:lsdException w:name="Grid Table 3 Accent 3" w:uiPriority="48"/>
+    <w:lsdException w:name="Grid Table 4 Accent 3" w:uiPriority="49"/>
+    <w:lsdException w:name="Grid Table 5 Dark Accent 3" w:uiPriority="50"/>
+    <w:lsdException w:name="Grid Table 6 Colorful Accent 3" w:uiPriority="51"/>
+    <w:lsdException w:name="Grid Table 7 Colorful Accent 3" w:uiPriority="52"/>
+    <w:lsdException w:name="Grid Table 1 Light Accent 4" w:uiPriority="46"/>
+    <w:lsdException w:name="Grid Table 2 Accent 4" w:uiPriority="47"/>
+    <w:lsdException w:name="Grid Table 3 Accent 4" w:uiPriority="48"/>
+    <w:lsdException w:name="Grid Table 4 Accent 4" w:uiPriority="49"/>
+    <w:lsdException w:name="Grid Table 5 Dark Accent 4" w:uiPriority="50"/>
+    <w:lsdException w:name="Grid Table 6 Colorful Accent 4" w:uiPriority="51"/>
+    <w:lsdException w:name="Grid Table 7 Colorful Accent 4" w:uiPriority="52"/>
+    <w:lsdException w:name="Grid Table 1 Light Accent 5" w:uiPriority="46"/>
+    <w:lsdException w:name="Grid Table 2 Accent 5" w:uiPriority="47"/>
+    <w:lsdException w:name="Grid Table 3 Accent 5" w:uiPriority="48"/>
+    <w:lsdException w:name="Grid Table 4 Accent 5" w:uiPriority="49"/>
+    <w:lsdException w:name="Grid Table 5 Dark Accent 5" w:uiPriority="50"/>
+    <w:lsdException w:name="Grid Table 6 Colorful Accent 5" w:uiPriority="51"/>
+    <w:lsdException w:name="Grid Table 7 Colorful Accent 5" w:uiPriority="52"/>
+    <w:lsdException w:name="Grid Table 1 Light Accent 6" w:uiPriority="46"/>
+    <w:lsdException w:name="Grid Table 2 Accent 6" w:uiPriority="47"/>
+    <w:lsdException w:name="Grid Table 3 Accent 6" w:uiPriority="48"/>
+    <w:lsdException w:name="Grid Table 4 Accent 6" w:uiPriority="49"/>
+    <w:lsdException w:name="Grid Table 5 Dark Accent 6" w:uiPriority="50"/>
+    <w:lsdException w:name="Grid Table 6 Colorful Accent 6" w:uiPriority="51"/>
+    <w:lsdException w:name="Grid Table 7 Colorful Accent 6" w:uiPriority="52"/>
+    <w:lsdException w:name="List Table 1 Light" w:uiPriority="46"/>
+    <w:lsdException w:name="List Table 2" w:uiPriority="47"/>
+    <w:lsdException w:name="List Table 3" w:uiPriority="48"/>
+    <w:lsdException w:name="List Table 4" w:uiPriority="49"/>
+    <w:lsdException w:name="List Table 5 Dark" w:uiPriority="50"/>
+    <w:lsdException w:name="List Table 6 Colorful" w:uiPriority="51"/>
+    <w:lsdException w:name="List Table 7 Colorful" w:uiPriority="52"/>
+    <w:lsdException w:name="List Table 1 Light Accent 1" w:uiPriority="46"/>
+    <w:lsdException w:name="List Table 2 Accent 1" w:uiPriority="47"/>
+    <w:lsdException w:name="List Table 3 Accent 1" w:uiPriority="48"/>
+    <w:lsdException w:name="List Table 4 Accent 1" w:uiPriority="49"/>
+    <w:lsdException w:name="List Table 5 Dark Accent 1" w:uiPriority="50"/>
+    <w:lsdException w:name="List Table 6 Colorful Accent 1" w:uiPriority="51"/>
+    <w:lsdException w:name="List Table 7 Colorful Accent 1" w:uiPriority="52"/>
+    <w:lsdException w:name="List Table 1 Light Accent 2" w:uiPriority="46"/>
+    <w:lsdException w:name="List Table 2 Accent 2" w:uiPriority="47"/>
+    <w:lsdException w:name="List Table 3 Accent 2" w:uiPriority="48"/>
+    <w:lsdException w:name="List Table 4 Accent 2" w:uiPriority="49"/>
+    <w:lsdException w:name="List Table 5 Dark Accent 2" w:uiPriority="50"/>
+    <w:lsdException w:name="List Table 6 Colorful Accent 2" w:uiPriority="51"/>
+    <w:lsdException w:name="List Table 7 Colorful Accent 2" w:uiPriority="52"/>
+    <w:lsdException w:name="List Table 1 Light Accent 3" w:uiPriority="46"/>
+    <w:lsdException w:name="List Table 2 Accent 3" w:uiPriority="47"/>
+    <w:lsdException w:name="List Table 3 Accent 3" w:uiPriority="48"/>
+    <w:lsdException w:name="List Table 4 Accent 3" w:uiPriority="49"/>
+    <w:lsdException w:name="List Table 5 Dark Accent 3" w:uiPriority="50"/>
+    <w:lsdException w:name="List Table 6 Colorful Accent 3" w:uiPriority="51"/>
+    <w:lsdException w:name="List Table 7 Colorful Accent 3" w:uiPriority="52"/>
+    <w:lsdException w:name="List Table 1 Light Accent 4" w:uiPriority="46"/>
+    <w:lsdException w:name="List Table 2 Accent 4" w:uiPriority="47"/>
+    <w:lsdException w:name="List Table 3 Accent 4" w:uiPriority="48"/>
+    <w:lsdException w:name="List Table 4 Accent 4" w:uiPriority="49"/>
+    <w:lsdException w:name="List Table 5 Dark Accent 4" w:uiPriority="50"/>
+    <w:lsdException w:name="List Table 6 Colorful Accent 4" w:uiPriority="51"/>
+    <w:lsdException w:name="List Table 7 Colorful Accent 4" w:uiPriority="52"/>
+    <w:lsdException w:name="List Table 1 Light Accent 5" w:uiPriority="46"/>
+    <w:lsdException w:name="List Table 2 Accent 5" w:uiPriority="47"/>
+    <w:lsdException w:name="List Table 3 Accent 5" w:uiPriority="48"/>
+    <w:lsdException w:name="List Table 4 Accent 5" w:uiPriority="49"/>
+    <w:lsdException w:name="List Table 5 Dark Accent 5" w:uiPriority="50"/>
+    <w:lsdException w:name="List Table 6 Colorful Accent 5" w:uiPriority="51"/>
+    <w:lsdException w:name="List Table 7 Colorful Accent 5" w:uiPriority="52"/>
+    <w:lsdException w:name="List Table 1 Light Accent 6" w:uiPriority="46"/>
+    <w:lsdException w:name="List Table 2 Accent 6" w:uiPriority="47"/>
+    <w:lsdException w:name="List Table 3 Accent 6" w:uiPriority="48"/>
+    <w:lsdException w:name="List Table 4 Accent 6" w:uiPriority="49"/>
+    <w:lsdException w:name="List Table 5 Dark Accent 6" w:uiPriority="50"/>
+    <w:lsdException w:name="List Table 6 Colorful Accent 6" w:uiPriority="51"/>
+    <w:lsdException w:name="List Table 7 Colorful Accent 6" w:uiPriority="52"/>
+    <w:lsdException w:name="Mention" w:semiHidden="1" w:unhideWhenUsed="1"/>
+    <w:lsdException w:name="Smart Hyperlink" w:semiHidden="1" w:unhideWhenUsed="1"/>
+    <w:lsdException w:name="Hashtag" w:semiHidden="1" w:unhideWhenUsed="1"/>
+    <w:lsdException w:name="Unresolved Mention" w:semiHidden="1" w:unhideWhenUsed="1"/>
+    <w:lsdException w:name="Smart Link" w:semiHidden="1" w:unhideWhenUsed="1"/>
+  </w:latentStyles>
+  <w:style w:type="paragraph" w:default="1" w:styleId="Normal">
+    <w:name w:val="Normal"/>
+    <w:qFormat/>
+  </w:style>
+  <w:style w:type="paragraph" w:styleId="Heading1">
+    <w:name w:val="heading 1"/>
+    <w:uiPriority w:val="9"/>
+    <w:qFormat/>
+    <w:rsid w:val="00FE0FF3"/>
+    <w:pPr>
+      <w:keepNext/>
+      <w:spacing w:before="320" w:after="160"/>
+      <w:outlineLvl w:val="0"/>
+    </w:pPr>
+    <w:rPr>
+      <w:b/>
+      <w:bCs/>
+      <w:color w:val="1F3864"/>
+      <w:sz w:val="30"/>
+      <w:szCs w:val="30"/>
+    </w:rPr>
+  </w:style>
+  <w:style w:type="paragraph" w:styleId="Heading2">
+    <w:name w:val="heading 2"/>
+    <w:uiPriority w:val="9"/>
+    <w:unhideWhenUsed/>
+    <w:qFormat/>
+    <w:rsid w:val="00FE0FF3"/>
+    <w:pPr>
+      <w:keepNext/>
+      <w:spacing w:before="240" w:after="100"/>
+      <w:outlineLvl w:val="1"/>
+    </w:pPr>
+    <w:rPr>
+      <w:b/>
+      <w:bCs/>
+      <w:color w:val="1F3864"/>
+      <w:sz w:val="24"/>
+      <w:szCs w:val="24"/>
+    </w:rPr>
+  </w:style>
+  <w:style w:type="paragraph" w:styleId="Heading3">
+    <w:name w:val="heading 3"/>
+    <w:uiPriority w:val="9"/>
+    <w:unhideWhenUsed/>
+    <w:qFormat/>
+    <w:pPr>
+      <w:outlineLvl w:val="2"/>
+    </w:pPr>
+    <w:rPr>
+      <w:color w:val="1F4D78"/>
+      <w:sz w:val="24"/>
+      <w:szCs w:val="24"/>
+    </w:rPr>
+  </w:style>
+  <w:style w:type="paragraph" w:styleId="Heading4">
+    <w:name w:val="heading 4"/>
+    <w:uiPriority w:val="9"/>
+    <w:semiHidden/>
+    <w:unhideWhenUsed/>
+    <w:qFormat/>
+    <w:pPr>
+      <w:outlineLvl w:val="3"/>
+    </w:pPr>
+    <w:rPr>
+      <w:i/>
+      <w:iCs/>
+      <w:color w:val="2E74B5"/>
+    </w:rPr>
+  </w:style>
+  <w:style w:type="paragraph" w:styleId="Heading5">
+    <w:name w:val="heading 5"/>
+    <w:uiPriority w:val="9"/>
+    <w:semiHidden/>
+    <w:unhideWhenUsed/>
+    <w:qFormat/>
+    <w:pPr>
+      <w:outlineLvl w:val="4"/>
+    </w:pPr>
+    <w:rPr>
+      <w:color w:val="2E74B5"/>
+    </w:rPr>
+  </w:style>
+  <w:style w:type="paragraph" w:styleId="Heading6">
+    <w:name w:val="heading 6"/>
+    <w:uiPriority w:val="9"/>
+    <w:semiHidden/>
+    <w:unhideWhenUsed/>
+    <w:qFormat/>
+    <w:pPr>
+      <w:outlineLvl w:val="5"/>
+    </w:pPr>
+    <w:rPr>
+      <w:color w:val="1F4D78"/>
+    </w:rPr>
+  </w:style>
+  <w:style w:type="character" w:default="1" w:styleId="DefaultParagraphFont">
+    <w:name w:val="Default Paragraph Font"/>
+    <w:uiPriority w:val="1"/>
+    <w:semiHidden/>
+    <w:unhideWhenUsed/>
+  </w:style>
+  <w:style w:type="table" w:default="1" w:styleId="TableNormal">
+    <w:name w:val="Normal Table"/>
+    <w:uiPriority w:val="99"/>
+    <w:semiHidden/>
+    <w:unhideWhenUsed/>
+    <w:tblPr>
+      <w:tblInd w:w="0" w:type="dxa"/>
+      <w:tblCellMar>
+        <w:top w:w="0" w:type="dxa"/>
+        <w:left w:w="108" w:type="dxa"/>
+        <w:bottom w:w="0" w:type="dxa"/>
+        <w:right w:w="108" w:type="dxa"/>
+      </w:tblCellMar>
+    </w:tblPr>
+  </w:style>
+  <w:style w:type="numbering" w:default="1" w:styleId="NoList">
+    <w:name w:val="No List"/>
+    <w:uiPriority w:val="99"/>
+    <w:semiHidden/>
+    <w:unhideWhenUsed/>
+  </w:style>
+  <w:style w:type="paragraph" w:styleId="Title">
+    <w:name w:val="Title"/>
+    <w:uiPriority w:val="10"/>
+    <w:qFormat/>
+    <w:rPr>
+      <w:sz w:val="56"/>
+      <w:szCs w:val="56"/>
+    </w:rPr>
+  </w:style>
+  <w:style w:type="paragraph" w:customStyle="1" w:styleId="Strong1">
+    <w:name w:val="Strong1"/>
+    <w:qFormat/>
+    <w:rPr>
+      <w:b/>
+      <w:bCs/>
+    </w:rPr>
+  </w:style>
+  <w:style w:type="paragraph" w:styleId="ListParagraph">
+    <w:name w:val="List Paragraph"/>
+    <w:qFormat/>
+  </w:style>
+  <w:style w:type="character" w:styleId="Hyperlink">
+    <w:name w:val="Hyperlink"/>
+    <w:uiPriority w:val="99"/>
+    <w:unhideWhenUsed/>
+    <w:rPr>
+      <w:color w:val="0563C1"/>
+      <w:u w:val="single"/>
+    </w:rPr>
+  </w:style>
+  <w:style w:type="character" w:styleId="FootnoteReference">
+    <w:name w:val="footnote reference"/>
+    <w:uiPriority w:val="99"/>
+    <w:semiHidden/>
+    <w:unhideWhenUsed/>
+    <w:rPr>
+      <w:vertAlign w:val="superscript"/>
+    </w:rPr>
+  </w:style>
+  <w:style w:type="paragraph" w:styleId="FootnoteText">
+    <w:name w:val="footnote text"/>
+    <w:link w:val="FootnoteTextChar"/>
+    <w:uiPriority w:val="99"/>
+    <w:semiHidden/>
+    <w:unhideWhenUsed/>
+    <w:rPr>
+      <w:sz w:val="20"/>
+      <w:szCs w:val="20"/>
+    </w:rPr>
+  </w:style>
+  <w:style w:type="character" w:customStyle="1" w:styleId="FootnoteTextChar">
+    <w:name w:val="Footnote Text Char"/>
+    <w:link w:val="FootnoteText"/>
+    <w:uiPriority w:val="99"/>
+    <w:semiHidden/>
+    <w:unhideWhenUsed/>
+    <w:rPr>
+      <w:sz w:val="20"/>
+      <w:szCs w:val="20"/>
+    </w:rPr>
+  </w:style>
+  <w:style w:type="character" w:styleId="EndnoteReference">
+    <w:name w:val="endnote reference"/>
+    <w:uiPriority w:val="99"/>
+    <w:semiHidden/>
+    <w:unhideWhenUsed/>
+    <w:rPr>
+      <w:vertAlign w:val="superscript"/>
+    </w:rPr>
+  </w:style>
+  <w:style w:type="paragraph" w:styleId="EndnoteText">
+    <w:name w:val="endnote text"/>
+    <w:link w:val="EndnoteTextChar"/>
+    <w:uiPriority w:val="99"/>
+    <w:semiHidden/>
+    <w:unhideWhenUsed/>
+    <w:rPr>
+      <w:sz w:val="20"/>
+      <w:szCs w:val="20"/>
+    </w:rPr>
+  </w:style>
+  <w:style w:type="character" w:customStyle="1" w:styleId="EndnoteTextChar">
+    <w:name w:val="Endnote Text Char"/>
+    <w:link w:val="EndnoteText"/>
+    <w:uiPriority w:val="99"/>
+    <w:semiHidden/>
+    <w:unhideWhenUsed/>
+    <w:rPr>
+      <w:sz w:val="20"/>
+      <w:szCs w:val="20"/>
+    </w:rPr>
+  </w:style>
+  <w:style w:type="character" w:styleId="UnresolvedMention">
+    <w:name w:val="Unresolved Mention"/>
+    <w:basedOn w:val="DefaultParagraphFont"/>
+    <w:uiPriority w:val="99"/>
+    <w:semiHidden/>
+    <w:unhideWhenUsed/>
+    <w:rsid w:val="005C5884"/>
+    <w:rPr>
+      <w:color w:val="605E5C"/>
+      <w:shd w:val="clear" w:color="auto" w:fill="E1DFDD"/>
+    </w:rPr>
+  </w:style>
 </w:styles>
 </file>